--- a/curriculum/reveal-documents/unit-4/teacher/unit-4-vocabulary-cards.docx
+++ b/curriculum/reveal-documents/unit-4/teacher/unit-4-vocabulary-cards.docx
@@ -24,6 +24,7 @@
       <w:pPr>
         <w:keepNext/>
         <w:spacing w:before="0" w:after="10" w:line="240" w:lineRule="auto"/>
+        <w:outlineLvl w:val="0"/>
       </w:pPr>
       <w:r>
         <w:rPr>
@@ -41,7 +42,7 @@
         <w:pBdr>
           <w:bottom w:val="single" w:sz="4" w:space="5" w:color="C9CDD2"/>
         </w:pBdr>
-        <w:spacing w:before="0" w:after="80" w:line="264" w:lineRule="auto"/>
+        <w:spacing w:before="0" w:after="40" w:line="264" w:lineRule="auto"/>
       </w:pPr>
       <w:r>
         <w:rPr>
@@ -50,7 +51,7 @@
           <w:sz w:val="17"/>
           <w:szCs w:val="17"/>
         </w:rPr>
-        <w:t xml:space="preserve">Cut on the dashed lines. Use for a word wall, partner quizzing, or a ring of study cards.</w:t>
+        <w:t xml:space="preserve">Cut on the dashed lines. Use for a word wall, partner quizzing or a ring of study cards. Every card has a picture to explain.</w:t>
       </w:r>
     </w:p>
     <w:tbl>
@@ -67,10 +68,10 @@
         </w:tblBorders>
         <w:tblLayout w:type="fixed"/>
         <w:tblCellMar>
-          <w:top w:w="160" w:type="dxa"/>
-          <w:left w:w="200" w:type="dxa"/>
-          <w:bottom w:w="120" w:type="dxa"/>
-          <w:right w:w="200" w:type="dxa"/>
+          <w:top w:w="140" w:type="dxa"/>
+          <w:left w:w="180" w:type="dxa"/>
+          <w:bottom w:w="100" w:type="dxa"/>
+          <w:right w:w="180" w:type="dxa"/>
         </w:tblCellMar>
         <w:tblLook w:val="0000" w:firstRow="0" w:lastRow="0" w:firstColumn="0" w:lastColumn="0" w:noHBand="1" w:noVBand="1"/>
       </w:tblPr>
@@ -81,7 +82,7 @@
       <w:tr>
         <w:trPr>
           <w:cantSplit/>
-          <w:trHeight w:val="3300" w:hRule="atLeast"/>
+          <w:trHeight w:val="3500" w:hRule="atLeast"/>
         </w:trPr>
         <w:tc>
           <w:tcPr>
@@ -90,7 +91,7 @@
           </w:tcPr>
           <w:p>
             <w:pPr>
-              <w:spacing w:before="0" w:after="40" w:line="240" w:lineRule="auto"/>
+              <w:spacing w:before="0" w:after="30" w:line="240" w:lineRule="auto"/>
             </w:pPr>
             <w:r>
               <w:rPr>
@@ -113,15 +114,15 @@
                 <w:rFonts w:ascii="Avenir Next" w:hAnsi="Avenir Next" w:cs="Avenir Next" w:eastAsia="Avenir Next"/>
                 <w:b/>
                 <w:color w:val="003A70"/>
-                <w:sz w:val="30"/>
-                <w:szCs w:val="30"/>
+                <w:sz w:val="28"/>
+                <w:szCs w:val="28"/>
               </w:rPr>
               <w:t xml:space="preserve">percent</w:t>
             </w:r>
           </w:p>
           <w:p>
             <w:pPr>
-              <w:spacing w:before="0" w:after="60" w:line="240" w:lineRule="auto"/>
+              <w:spacing w:before="0" w:after="40" w:line="240" w:lineRule="auto"/>
             </w:pPr>
             <w:r>
               <w:rPr>
@@ -136,7 +137,7 @@
           </w:p>
           <w:p>
             <w:pPr>
-              <w:spacing w:before="0" w:after="60" w:line="264" w:lineRule="auto"/>
+              <w:spacing w:before="0" w:after="40" w:line="264" w:lineRule="auto"/>
             </w:pPr>
             <w:r>
               <w:rPr>
@@ -150,7 +151,7 @@
           </w:p>
           <w:p>
             <w:pPr>
-              <w:spacing w:before="0" w:after="0" w:line="264" w:lineRule="auto"/>
+              <w:spacing w:before="0" w:after="40" w:line="264" w:lineRule="auto"/>
             </w:pPr>
             <w:r>
               <w:rPr>
@@ -170,6 +171,70 @@
                 <w:szCs w:val="18"/>
               </w:rPr>
               <w:t xml:space="preserve">40% = 40 out of 100</w:t>
+            </w:r>
+          </w:p>
+          <w:p>
+            <w:pPr>
+              <w:spacing w:before="20" w:after="0" w:line="264" w:lineRule="auto"/>
+              <w:jc w:val="center"/>
+            </w:pPr>
+            <w:r>
+              <w:drawing>
+                <wp:inline distT="0" distB="0" distL="0" distR="0">
+                  <wp:extent cx="914400" cy="914400"/>
+                  <wp:docPr id="1" name="Figure 1"/>
+                  <a:graphic xmlns:a="http://schemas.openxmlformats.org/drawingml/2006/main">
+                    <a:graphicData uri="http://schemas.openxmlformats.org/drawingml/2006/picture">
+                      <pic:pic xmlns:pic="http://schemas.openxmlformats.org/drawingml/2006/picture">
+                        <pic:nvPicPr>
+                          <pic:cNvPr id="1" name="image1.png"/>
+                          <pic:cNvPicPr/>
+                        </pic:nvPicPr>
+                        <pic:blipFill>
+                          <a:blip r:embed="rIdImg1"/>
+                          <a:stretch>
+                            <a:fillRect/>
+                          </a:stretch>
+                        </pic:blipFill>
+                        <pic:spPr>
+                          <a:xfrm>
+                            <a:off x="0" y="0"/>
+                            <a:ext cx="914400" cy="914400"/>
+                          </a:xfrm>
+                          <a:prstGeom prst="rect">
+                            <a:avLst/>
+                          </a:prstGeom>
+                        </pic:spPr>
+                      </pic:pic>
+                    </a:graphicData>
+                  </a:graphic>
+                </wp:inline>
+              </w:drawing>
+            </w:r>
+          </w:p>
+          <w:p>
+            <w:pPr>
+              <w:spacing w:before="30" w:after="0" w:line="240" w:lineRule="auto"/>
+            </w:pPr>
+            <w:r>
+              <w:rPr>
+                <w:rFonts w:ascii="Avenir Next" w:hAnsi="Avenir Next" w:cs="Avenir Next" w:eastAsia="Avenir Next"/>
+                <w:b/>
+                <w:color w:val="003A70"/>
+                <w:sz w:val="15"/>
+                <w:szCs w:val="15"/>
+              </w:rPr>
+              <w:t xml:space="preserve">Say it: </w:t>
+            </w:r>
+            <w:r>
+              <w:rPr>
+                <w:rFonts w:ascii="Avenir Next" w:hAnsi="Avenir Next" w:cs="Avenir Next" w:eastAsia="Avenir Next"/>
+                <w:i/>
+                <w:color w:val="5A5F66"/>
+                <w:sz w:val="15"/>
+                <w:szCs w:val="15"/>
+              </w:rPr>
+              <w:t xml:space="preserve">Explain the picture to a partner.</w:t>
             </w:r>
           </w:p>
         </w:tc>
@@ -180,7 +245,7 @@
           </w:tcPr>
           <w:p>
             <w:pPr>
-              <w:spacing w:before="0" w:after="40" w:line="240" w:lineRule="auto"/>
+              <w:spacing w:before="0" w:after="30" w:line="240" w:lineRule="auto"/>
             </w:pPr>
             <w:r>
               <w:rPr>
@@ -203,15 +268,15 @@
                 <w:rFonts w:ascii="Avenir Next" w:hAnsi="Avenir Next" w:cs="Avenir Next" w:eastAsia="Avenir Next"/>
                 <w:b/>
                 <w:color w:val="003A70"/>
-                <w:sz w:val="30"/>
-                <w:szCs w:val="30"/>
+                <w:sz w:val="28"/>
+                <w:szCs w:val="28"/>
               </w:rPr>
               <w:t xml:space="preserve">decimal grid</w:t>
             </w:r>
           </w:p>
           <w:p>
             <w:pPr>
-              <w:spacing w:before="0" w:after="60" w:line="240" w:lineRule="auto"/>
+              <w:spacing w:before="0" w:after="40" w:line="240" w:lineRule="auto"/>
             </w:pPr>
             <w:r>
               <w:rPr>
@@ -226,7 +291,7 @@
           </w:p>
           <w:p>
             <w:pPr>
-              <w:spacing w:before="0" w:after="60" w:line="264" w:lineRule="auto"/>
+              <w:spacing w:before="0" w:after="40" w:line="264" w:lineRule="auto"/>
             </w:pPr>
             <w:r>
               <w:rPr>
@@ -240,7 +305,7 @@
           </w:p>
           <w:p>
             <w:pPr>
-              <w:spacing w:before="0" w:after="0" w:line="264" w:lineRule="auto"/>
+              <w:spacing w:before="0" w:after="40" w:line="264" w:lineRule="auto"/>
             </w:pPr>
             <w:r>
               <w:rPr>
@@ -260,6 +325,70 @@
                 <w:szCs w:val="18"/>
               </w:rPr>
               <w:t xml:space="preserve">62 shaded = 62%</w:t>
+            </w:r>
+          </w:p>
+          <w:p>
+            <w:pPr>
+              <w:spacing w:before="20" w:after="0" w:line="264" w:lineRule="auto"/>
+              <w:jc w:val="center"/>
+            </w:pPr>
+            <w:r>
+              <w:drawing>
+                <wp:inline distT="0" distB="0" distL="0" distR="0">
+                  <wp:extent cx="914400" cy="914400"/>
+                  <wp:docPr id="2" name="Figure 2"/>
+                  <a:graphic xmlns:a="http://schemas.openxmlformats.org/drawingml/2006/main">
+                    <a:graphicData uri="http://schemas.openxmlformats.org/drawingml/2006/picture">
+                      <pic:pic xmlns:pic="http://schemas.openxmlformats.org/drawingml/2006/picture">
+                        <pic:nvPicPr>
+                          <pic:cNvPr id="2" name="image2.png"/>
+                          <pic:cNvPicPr/>
+                        </pic:nvPicPr>
+                        <pic:blipFill>
+                          <a:blip r:embed="rIdImg2"/>
+                          <a:stretch>
+                            <a:fillRect/>
+                          </a:stretch>
+                        </pic:blipFill>
+                        <pic:spPr>
+                          <a:xfrm>
+                            <a:off x="0" y="0"/>
+                            <a:ext cx="914400" cy="914400"/>
+                          </a:xfrm>
+                          <a:prstGeom prst="rect">
+                            <a:avLst/>
+                          </a:prstGeom>
+                        </pic:spPr>
+                      </pic:pic>
+                    </a:graphicData>
+                  </a:graphic>
+                </wp:inline>
+              </w:drawing>
+            </w:r>
+          </w:p>
+          <w:p>
+            <w:pPr>
+              <w:spacing w:before="30" w:after="0" w:line="240" w:lineRule="auto"/>
+            </w:pPr>
+            <w:r>
+              <w:rPr>
+                <w:rFonts w:ascii="Avenir Next" w:hAnsi="Avenir Next" w:cs="Avenir Next" w:eastAsia="Avenir Next"/>
+                <w:b/>
+                <w:color w:val="003A70"/>
+                <w:sz w:val="15"/>
+                <w:szCs w:val="15"/>
+              </w:rPr>
+              <w:t xml:space="preserve">Say it: </w:t>
+            </w:r>
+            <w:r>
+              <w:rPr>
+                <w:rFonts w:ascii="Avenir Next" w:hAnsi="Avenir Next" w:cs="Avenir Next" w:eastAsia="Avenir Next"/>
+                <w:i/>
+                <w:color w:val="5A5F66"/>
+                <w:sz w:val="15"/>
+                <w:szCs w:val="15"/>
+              </w:rPr>
+              <w:t xml:space="preserve">Explain the picture to a partner.</w:t>
             </w:r>
           </w:p>
         </w:tc>
@@ -267,7 +396,7 @@
       <w:tr>
         <w:trPr>
           <w:cantSplit/>
-          <w:trHeight w:val="3300" w:hRule="atLeast"/>
+          <w:trHeight w:val="3500" w:hRule="atLeast"/>
         </w:trPr>
         <w:tc>
           <w:tcPr>
@@ -276,7 +405,7 @@
           </w:tcPr>
           <w:p>
             <w:pPr>
-              <w:spacing w:before="0" w:after="40" w:line="240" w:lineRule="auto"/>
+              <w:spacing w:before="0" w:after="30" w:line="240" w:lineRule="auto"/>
             </w:pPr>
             <w:r>
               <w:rPr>
@@ -299,15 +428,15 @@
                 <w:rFonts w:ascii="Avenir Next" w:hAnsi="Avenir Next" w:cs="Avenir Next" w:eastAsia="Avenir Next"/>
                 <w:b/>
                 <w:color w:val="003A70"/>
-                <w:sz w:val="30"/>
-                <w:szCs w:val="30"/>
+                <w:sz w:val="28"/>
+                <w:szCs w:val="28"/>
               </w:rPr>
               <w:t xml:space="preserve">equivalent ratio</w:t>
             </w:r>
           </w:p>
           <w:p>
             <w:pPr>
-              <w:spacing w:before="0" w:after="60" w:line="240" w:lineRule="auto"/>
+              <w:spacing w:before="0" w:after="40" w:line="240" w:lineRule="auto"/>
             </w:pPr>
             <w:r>
               <w:rPr>
@@ -322,7 +451,7 @@
           </w:p>
           <w:p>
             <w:pPr>
-              <w:spacing w:before="0" w:after="60" w:line="264" w:lineRule="auto"/>
+              <w:spacing w:before="0" w:after="40" w:line="264" w:lineRule="auto"/>
             </w:pPr>
             <w:r>
               <w:rPr>
@@ -336,7 +465,7 @@
           </w:p>
           <w:p>
             <w:pPr>
-              <w:spacing w:before="0" w:after="0" w:line="264" w:lineRule="auto"/>
+              <w:spacing w:before="0" w:after="40" w:line="264" w:lineRule="auto"/>
             </w:pPr>
             <w:r>
               <w:rPr>
@@ -356,6 +485,70 @@
                 <w:szCs w:val="18"/>
               </w:rPr>
               <w:t xml:space="preserve">2 : 5 = 40 : 100</w:t>
+            </w:r>
+          </w:p>
+          <w:p>
+            <w:pPr>
+              <w:spacing w:before="20" w:after="0" w:line="264" w:lineRule="auto"/>
+              <w:jc w:val="center"/>
+            </w:pPr>
+            <w:r>
+              <w:drawing>
+                <wp:inline distT="0" distB="0" distL="0" distR="0">
+                  <wp:extent cx="2560320" cy="868680"/>
+                  <wp:docPr id="3" name="Figure 3"/>
+                  <a:graphic xmlns:a="http://schemas.openxmlformats.org/drawingml/2006/main">
+                    <a:graphicData uri="http://schemas.openxmlformats.org/drawingml/2006/picture">
+                      <pic:pic xmlns:pic="http://schemas.openxmlformats.org/drawingml/2006/picture">
+                        <pic:nvPicPr>
+                          <pic:cNvPr id="3" name="image3.png"/>
+                          <pic:cNvPicPr/>
+                        </pic:nvPicPr>
+                        <pic:blipFill>
+                          <a:blip r:embed="rIdImg3"/>
+                          <a:stretch>
+                            <a:fillRect/>
+                          </a:stretch>
+                        </pic:blipFill>
+                        <pic:spPr>
+                          <a:xfrm>
+                            <a:off x="0" y="0"/>
+                            <a:ext cx="2560320" cy="868680"/>
+                          </a:xfrm>
+                          <a:prstGeom prst="rect">
+                            <a:avLst/>
+                          </a:prstGeom>
+                        </pic:spPr>
+                      </pic:pic>
+                    </a:graphicData>
+                  </a:graphic>
+                </wp:inline>
+              </w:drawing>
+            </w:r>
+          </w:p>
+          <w:p>
+            <w:pPr>
+              <w:spacing w:before="30" w:after="0" w:line="240" w:lineRule="auto"/>
+            </w:pPr>
+            <w:r>
+              <w:rPr>
+                <w:rFonts w:ascii="Avenir Next" w:hAnsi="Avenir Next" w:cs="Avenir Next" w:eastAsia="Avenir Next"/>
+                <w:b/>
+                <w:color w:val="003A70"/>
+                <w:sz w:val="15"/>
+                <w:szCs w:val="15"/>
+              </w:rPr>
+              <w:t xml:space="preserve">Say it: </w:t>
+            </w:r>
+            <w:r>
+              <w:rPr>
+                <w:rFonts w:ascii="Avenir Next" w:hAnsi="Avenir Next" w:cs="Avenir Next" w:eastAsia="Avenir Next"/>
+                <w:i/>
+                <w:color w:val="5A5F66"/>
+                <w:sz w:val="15"/>
+                <w:szCs w:val="15"/>
+              </w:rPr>
+              <w:t xml:space="preserve">Explain the picture to a partner.</w:t>
             </w:r>
           </w:p>
         </w:tc>
@@ -366,7 +559,7 @@
           </w:tcPr>
           <w:p>
             <w:pPr>
-              <w:spacing w:before="0" w:after="40" w:line="240" w:lineRule="auto"/>
+              <w:spacing w:before="0" w:after="30" w:line="240" w:lineRule="auto"/>
             </w:pPr>
             <w:r>
               <w:rPr>
@@ -389,30 +582,30 @@
                 <w:rFonts w:ascii="Avenir Next" w:hAnsi="Avenir Next" w:cs="Avenir Next" w:eastAsia="Avenir Next"/>
                 <w:b/>
                 <w:color w:val="003A70"/>
-                <w:sz w:val="30"/>
-                <w:szCs w:val="30"/>
+                <w:sz w:val="28"/>
+                <w:szCs w:val="28"/>
               </w:rPr>
               <w:t xml:space="preserve">the whole</w:t>
             </w:r>
           </w:p>
           <w:p>
             <w:pPr>
-              <w:spacing w:before="0" w:after="60" w:line="240" w:lineRule="auto"/>
-            </w:pPr>
-            <w:r>
-              <w:rPr>
-                <w:rFonts w:ascii="Avenir Next" w:hAnsi="Avenir Next" w:cs="Avenir Next" w:eastAsia="Avenir Next"/>
-                <w:i/>
-                <w:color w:val="5A5F66"/>
-                <w:sz w:val="18"/>
-                <w:szCs w:val="18"/>
-              </w:rPr>
-              <w:t xml:space="preserve">el todo</w:t>
-            </w:r>
-          </w:p>
-          <w:p>
-            <w:pPr>
-              <w:spacing w:before="0" w:after="60" w:line="264" w:lineRule="auto"/>
+              <w:spacing w:before="0" w:after="40" w:line="240" w:lineRule="auto"/>
+            </w:pPr>
+            <w:r>
+              <w:rPr>
+                <w:rFonts w:ascii="Avenir Next" w:hAnsi="Avenir Next" w:cs="Avenir Next" w:eastAsia="Avenir Next"/>
+                <w:i/>
+                <w:color w:val="5A5F66"/>
+                <w:sz w:val="18"/>
+                <w:szCs w:val="18"/>
+              </w:rPr>
+              <w:t xml:space="preserve">el entero</w:t>
+            </w:r>
+          </w:p>
+          <w:p>
+            <w:pPr>
+              <w:spacing w:before="0" w:after="40" w:line="264" w:lineRule="auto"/>
             </w:pPr>
             <w:r>
               <w:rPr>
@@ -426,7 +619,7 @@
           </w:p>
           <w:p>
             <w:pPr>
-              <w:spacing w:before="0" w:after="0" w:line="264" w:lineRule="auto"/>
+              <w:spacing w:before="0" w:after="40" w:line="264" w:lineRule="auto"/>
             </w:pPr>
             <w:r>
               <w:rPr>
@@ -446,6 +639,70 @@
                 <w:szCs w:val="18"/>
               </w:rPr>
               <w:t xml:space="preserve">last year’s total = 100%</w:t>
+            </w:r>
+          </w:p>
+          <w:p>
+            <w:pPr>
+              <w:spacing w:before="20" w:after="0" w:line="264" w:lineRule="auto"/>
+              <w:jc w:val="center"/>
+            </w:pPr>
+            <w:r>
+              <w:drawing>
+                <wp:inline distT="0" distB="0" distL="0" distR="0">
+                  <wp:extent cx="2560320" cy="868680"/>
+                  <wp:docPr id="4" name="Figure 4"/>
+                  <a:graphic xmlns:a="http://schemas.openxmlformats.org/drawingml/2006/main">
+                    <a:graphicData uri="http://schemas.openxmlformats.org/drawingml/2006/picture">
+                      <pic:pic xmlns:pic="http://schemas.openxmlformats.org/drawingml/2006/picture">
+                        <pic:nvPicPr>
+                          <pic:cNvPr id="4" name="image4.png"/>
+                          <pic:cNvPicPr/>
+                        </pic:nvPicPr>
+                        <pic:blipFill>
+                          <a:blip r:embed="rIdImg4"/>
+                          <a:stretch>
+                            <a:fillRect/>
+                          </a:stretch>
+                        </pic:blipFill>
+                        <pic:spPr>
+                          <a:xfrm>
+                            <a:off x="0" y="0"/>
+                            <a:ext cx="2560320" cy="868680"/>
+                          </a:xfrm>
+                          <a:prstGeom prst="rect">
+                            <a:avLst/>
+                          </a:prstGeom>
+                        </pic:spPr>
+                      </pic:pic>
+                    </a:graphicData>
+                  </a:graphic>
+                </wp:inline>
+              </w:drawing>
+            </w:r>
+          </w:p>
+          <w:p>
+            <w:pPr>
+              <w:spacing w:before="30" w:after="0" w:line="240" w:lineRule="auto"/>
+            </w:pPr>
+            <w:r>
+              <w:rPr>
+                <w:rFonts w:ascii="Avenir Next" w:hAnsi="Avenir Next" w:cs="Avenir Next" w:eastAsia="Avenir Next"/>
+                <w:b/>
+                <w:color w:val="003A70"/>
+                <w:sz w:val="15"/>
+                <w:szCs w:val="15"/>
+              </w:rPr>
+              <w:t xml:space="preserve">Say it: </w:t>
+            </w:r>
+            <w:r>
+              <w:rPr>
+                <w:rFonts w:ascii="Avenir Next" w:hAnsi="Avenir Next" w:cs="Avenir Next" w:eastAsia="Avenir Next"/>
+                <w:i/>
+                <w:color w:val="5A5F66"/>
+                <w:sz w:val="15"/>
+                <w:szCs w:val="15"/>
+              </w:rPr>
+              <w:t xml:space="preserve">Explain the picture to a partner.</w:t>
             </w:r>
           </w:p>
         </w:tc>
@@ -453,7 +710,7 @@
       <w:tr>
         <w:trPr>
           <w:cantSplit/>
-          <w:trHeight w:val="3300" w:hRule="atLeast"/>
+          <w:trHeight w:val="3500" w:hRule="atLeast"/>
         </w:trPr>
         <w:tc>
           <w:tcPr>
@@ -462,7 +719,7 @@
           </w:tcPr>
           <w:p>
             <w:pPr>
-              <w:spacing w:before="0" w:after="40" w:line="240" w:lineRule="auto"/>
+              <w:spacing w:before="0" w:after="30" w:line="240" w:lineRule="auto"/>
             </w:pPr>
             <w:r>
               <w:rPr>
@@ -485,30 +742,30 @@
                 <w:rFonts w:ascii="Avenir Next" w:hAnsi="Avenir Next" w:cs="Avenir Next" w:eastAsia="Avenir Next"/>
                 <w:b/>
                 <w:color w:val="003A70"/>
-                <w:sz w:val="30"/>
-                <w:szCs w:val="30"/>
+                <w:sz w:val="28"/>
+                <w:szCs w:val="28"/>
               </w:rPr>
               <w:t xml:space="preserve">times as much</w:t>
             </w:r>
           </w:p>
           <w:p>
             <w:pPr>
-              <w:spacing w:before="0" w:after="60" w:line="240" w:lineRule="auto"/>
-            </w:pPr>
-            <w:r>
-              <w:rPr>
-                <w:rFonts w:ascii="Avenir Next" w:hAnsi="Avenir Next" w:cs="Avenir Next" w:eastAsia="Avenir Next"/>
-                <w:i/>
-                <w:color w:val="5A5F66"/>
-                <w:sz w:val="18"/>
-                <w:szCs w:val="18"/>
-              </w:rPr>
-              <w:t xml:space="preserve">veces más</w:t>
-            </w:r>
-          </w:p>
-          <w:p>
-            <w:pPr>
-              <w:spacing w:before="0" w:after="60" w:line="264" w:lineRule="auto"/>
+              <w:spacing w:before="0" w:after="40" w:line="240" w:lineRule="auto"/>
+            </w:pPr>
+            <w:r>
+              <w:rPr>
+                <w:rFonts w:ascii="Avenir Next" w:hAnsi="Avenir Next" w:cs="Avenir Next" w:eastAsia="Avenir Next"/>
+                <w:i/>
+                <w:color w:val="5A5F66"/>
+                <w:sz w:val="18"/>
+                <w:szCs w:val="18"/>
+              </w:rPr>
+              <w:t xml:space="preserve">veces tanto como</w:t>
+            </w:r>
+          </w:p>
+          <w:p>
+            <w:pPr>
+              <w:spacing w:before="0" w:after="40" w:line="264" w:lineRule="auto"/>
             </w:pPr>
             <w:r>
               <w:rPr>
@@ -522,7 +779,7 @@
           </w:p>
           <w:p>
             <w:pPr>
-              <w:spacing w:before="0" w:after="0" w:line="264" w:lineRule="auto"/>
+              <w:spacing w:before="0" w:after="40" w:line="264" w:lineRule="auto"/>
             </w:pPr>
             <w:r>
               <w:rPr>
@@ -542,6 +799,70 @@
                 <w:szCs w:val="18"/>
               </w:rPr>
               <w:t xml:space="preserve">3 times as much = 300%</w:t>
+            </w:r>
+          </w:p>
+          <w:p>
+            <w:pPr>
+              <w:spacing w:before="20" w:after="0" w:line="264" w:lineRule="auto"/>
+              <w:jc w:val="center"/>
+            </w:pPr>
+            <w:r>
+              <w:drawing>
+                <wp:inline distT="0" distB="0" distL="0" distR="0">
+                  <wp:extent cx="2560320" cy="859536"/>
+                  <wp:docPr id="5" name="Figure 5"/>
+                  <a:graphic xmlns:a="http://schemas.openxmlformats.org/drawingml/2006/main">
+                    <a:graphicData uri="http://schemas.openxmlformats.org/drawingml/2006/picture">
+                      <pic:pic xmlns:pic="http://schemas.openxmlformats.org/drawingml/2006/picture">
+                        <pic:nvPicPr>
+                          <pic:cNvPr id="5" name="image5.png"/>
+                          <pic:cNvPicPr/>
+                        </pic:nvPicPr>
+                        <pic:blipFill>
+                          <a:blip r:embed="rIdImg5"/>
+                          <a:stretch>
+                            <a:fillRect/>
+                          </a:stretch>
+                        </pic:blipFill>
+                        <pic:spPr>
+                          <a:xfrm>
+                            <a:off x="0" y="0"/>
+                            <a:ext cx="2560320" cy="859536"/>
+                          </a:xfrm>
+                          <a:prstGeom prst="rect">
+                            <a:avLst/>
+                          </a:prstGeom>
+                        </pic:spPr>
+                      </pic:pic>
+                    </a:graphicData>
+                  </a:graphic>
+                </wp:inline>
+              </w:drawing>
+            </w:r>
+          </w:p>
+          <w:p>
+            <w:pPr>
+              <w:spacing w:before="30" w:after="0" w:line="240" w:lineRule="auto"/>
+            </w:pPr>
+            <w:r>
+              <w:rPr>
+                <w:rFonts w:ascii="Avenir Next" w:hAnsi="Avenir Next" w:cs="Avenir Next" w:eastAsia="Avenir Next"/>
+                <w:b/>
+                <w:color w:val="003A70"/>
+                <w:sz w:val="15"/>
+                <w:szCs w:val="15"/>
+              </w:rPr>
+              <w:t xml:space="preserve">Say it: </w:t>
+            </w:r>
+            <w:r>
+              <w:rPr>
+                <w:rFonts w:ascii="Avenir Next" w:hAnsi="Avenir Next" w:cs="Avenir Next" w:eastAsia="Avenir Next"/>
+                <w:i/>
+                <w:color w:val="5A5F66"/>
+                <w:sz w:val="15"/>
+                <w:szCs w:val="15"/>
+              </w:rPr>
+              <w:t xml:space="preserve">Explain the picture to a partner.</w:t>
             </w:r>
           </w:p>
         </w:tc>
@@ -552,7 +873,7 @@
           </w:tcPr>
           <w:p>
             <w:pPr>
-              <w:spacing w:before="0" w:after="40" w:line="240" w:lineRule="auto"/>
+              <w:spacing w:before="0" w:after="30" w:line="240" w:lineRule="auto"/>
             </w:pPr>
             <w:r>
               <w:rPr>
@@ -575,15 +896,15 @@
                 <w:rFonts w:ascii="Avenir Next" w:hAnsi="Avenir Next" w:cs="Avenir Next" w:eastAsia="Avenir Next"/>
                 <w:b/>
                 <w:color w:val="003A70"/>
-                <w:sz w:val="30"/>
-                <w:szCs w:val="30"/>
+                <w:sz w:val="28"/>
+                <w:szCs w:val="28"/>
               </w:rPr>
               <w:t xml:space="preserve">greater than 100%</w:t>
             </w:r>
           </w:p>
           <w:p>
             <w:pPr>
-              <w:spacing w:before="0" w:after="60" w:line="240" w:lineRule="auto"/>
+              <w:spacing w:before="0" w:after="40" w:line="240" w:lineRule="auto"/>
             </w:pPr>
             <w:r>
               <w:rPr>
@@ -598,7 +919,7 @@
           </w:p>
           <w:p>
             <w:pPr>
-              <w:spacing w:before="0" w:after="60" w:line="264" w:lineRule="auto"/>
+              <w:spacing w:before="0" w:after="40" w:line="264" w:lineRule="auto"/>
             </w:pPr>
             <w:r>
               <w:rPr>
@@ -612,7 +933,7 @@
           </w:p>
           <w:p>
             <w:pPr>
-              <w:spacing w:before="0" w:after="0" w:line="264" w:lineRule="auto"/>
+              <w:spacing w:before="0" w:after="40" w:line="264" w:lineRule="auto"/>
             </w:pPr>
             <w:r>
               <w:rPr>
@@ -632,6 +953,70 @@
                 <w:szCs w:val="18"/>
               </w:rPr>
               <w:t xml:space="preserve">150% = 1.5 wholes</w:t>
+            </w:r>
+          </w:p>
+          <w:p>
+            <w:pPr>
+              <w:spacing w:before="20" w:after="0" w:line="264" w:lineRule="auto"/>
+              <w:jc w:val="center"/>
+            </w:pPr>
+            <w:r>
+              <w:drawing>
+                <wp:inline distT="0" distB="0" distL="0" distR="0">
+                  <wp:extent cx="2560320" cy="868680"/>
+                  <wp:docPr id="6" name="Figure 6"/>
+                  <a:graphic xmlns:a="http://schemas.openxmlformats.org/drawingml/2006/main">
+                    <a:graphicData uri="http://schemas.openxmlformats.org/drawingml/2006/picture">
+                      <pic:pic xmlns:pic="http://schemas.openxmlformats.org/drawingml/2006/picture">
+                        <pic:nvPicPr>
+                          <pic:cNvPr id="6" name="image6.png"/>
+                          <pic:cNvPicPr/>
+                        </pic:nvPicPr>
+                        <pic:blipFill>
+                          <a:blip r:embed="rIdImg6"/>
+                          <a:stretch>
+                            <a:fillRect/>
+                          </a:stretch>
+                        </pic:blipFill>
+                        <pic:spPr>
+                          <a:xfrm>
+                            <a:off x="0" y="0"/>
+                            <a:ext cx="2560320" cy="868680"/>
+                          </a:xfrm>
+                          <a:prstGeom prst="rect">
+                            <a:avLst/>
+                          </a:prstGeom>
+                        </pic:spPr>
+                      </pic:pic>
+                    </a:graphicData>
+                  </a:graphic>
+                </wp:inline>
+              </w:drawing>
+            </w:r>
+          </w:p>
+          <w:p>
+            <w:pPr>
+              <w:spacing w:before="30" w:after="0" w:line="240" w:lineRule="auto"/>
+            </w:pPr>
+            <w:r>
+              <w:rPr>
+                <w:rFonts w:ascii="Avenir Next" w:hAnsi="Avenir Next" w:cs="Avenir Next" w:eastAsia="Avenir Next"/>
+                <w:b/>
+                <w:color w:val="003A70"/>
+                <w:sz w:val="15"/>
+                <w:szCs w:val="15"/>
+              </w:rPr>
+              <w:t xml:space="preserve">Say it: </w:t>
+            </w:r>
+            <w:r>
+              <w:rPr>
+                <w:rFonts w:ascii="Avenir Next" w:hAnsi="Avenir Next" w:cs="Avenir Next" w:eastAsia="Avenir Next"/>
+                <w:i/>
+                <w:color w:val="5A5F66"/>
+                <w:sz w:val="15"/>
+                <w:szCs w:val="15"/>
+              </w:rPr>
+              <w:t xml:space="preserve">Explain the picture to a partner.</w:t>
             </w:r>
           </w:p>
         </w:tc>
@@ -639,7 +1024,7 @@
       <w:tr>
         <w:trPr>
           <w:cantSplit/>
-          <w:trHeight w:val="3300" w:hRule="atLeast"/>
+          <w:trHeight w:val="3500" w:hRule="atLeast"/>
         </w:trPr>
         <w:tc>
           <w:tcPr>
@@ -648,7 +1033,7 @@
           </w:tcPr>
           <w:p>
             <w:pPr>
-              <w:spacing w:before="0" w:after="40" w:line="240" w:lineRule="auto"/>
+              <w:spacing w:before="0" w:after="30" w:line="240" w:lineRule="auto"/>
             </w:pPr>
             <w:r>
               <w:rPr>
@@ -671,15 +1056,15 @@
                 <w:rFonts w:ascii="Avenir Next" w:hAnsi="Avenir Next" w:cs="Avenir Next" w:eastAsia="Avenir Next"/>
                 <w:b/>
                 <w:color w:val="003A70"/>
-                <w:sz w:val="30"/>
-                <w:szCs w:val="30"/>
+                <w:sz w:val="28"/>
+                <w:szCs w:val="28"/>
               </w:rPr>
               <w:t xml:space="preserve">equivalent</w:t>
             </w:r>
           </w:p>
           <w:p>
             <w:pPr>
-              <w:spacing w:before="0" w:after="60" w:line="240" w:lineRule="auto"/>
+              <w:spacing w:before="0" w:after="40" w:line="240" w:lineRule="auto"/>
             </w:pPr>
             <w:r>
               <w:rPr>
@@ -694,7 +1079,7 @@
           </w:p>
           <w:p>
             <w:pPr>
-              <w:spacing w:before="0" w:after="60" w:line="264" w:lineRule="auto"/>
+              <w:spacing w:before="0" w:after="40" w:line="264" w:lineRule="auto"/>
             </w:pPr>
             <w:r>
               <w:rPr>
@@ -708,7 +1093,7 @@
           </w:p>
           <w:p>
             <w:pPr>
-              <w:spacing w:before="0" w:after="0" w:line="264" w:lineRule="auto"/>
+              <w:spacing w:before="0" w:after="40" w:line="264" w:lineRule="auto"/>
             </w:pPr>
             <w:r>
               <w:rPr>
@@ -728,6 +1113,70 @@
                 <w:szCs w:val="18"/>
               </w:rPr>
               <w:t xml:space="preserve">3/4 = 0.75 = 75%</w:t>
+            </w:r>
+          </w:p>
+          <w:p>
+            <w:pPr>
+              <w:spacing w:before="20" w:after="0" w:line="264" w:lineRule="auto"/>
+              <w:jc w:val="center"/>
+            </w:pPr>
+            <w:r>
+              <w:drawing>
+                <wp:inline distT="0" distB="0" distL="0" distR="0">
+                  <wp:extent cx="2560320" cy="868680"/>
+                  <wp:docPr id="7" name="Figure 7"/>
+                  <a:graphic xmlns:a="http://schemas.openxmlformats.org/drawingml/2006/main">
+                    <a:graphicData uri="http://schemas.openxmlformats.org/drawingml/2006/picture">
+                      <pic:pic xmlns:pic="http://schemas.openxmlformats.org/drawingml/2006/picture">
+                        <pic:nvPicPr>
+                          <pic:cNvPr id="7" name="image7.png"/>
+                          <pic:cNvPicPr/>
+                        </pic:nvPicPr>
+                        <pic:blipFill>
+                          <a:blip r:embed="rIdImg7"/>
+                          <a:stretch>
+                            <a:fillRect/>
+                          </a:stretch>
+                        </pic:blipFill>
+                        <pic:spPr>
+                          <a:xfrm>
+                            <a:off x="0" y="0"/>
+                            <a:ext cx="2560320" cy="868680"/>
+                          </a:xfrm>
+                          <a:prstGeom prst="rect">
+                            <a:avLst/>
+                          </a:prstGeom>
+                        </pic:spPr>
+                      </pic:pic>
+                    </a:graphicData>
+                  </a:graphic>
+                </wp:inline>
+              </w:drawing>
+            </w:r>
+          </w:p>
+          <w:p>
+            <w:pPr>
+              <w:spacing w:before="30" w:after="0" w:line="240" w:lineRule="auto"/>
+            </w:pPr>
+            <w:r>
+              <w:rPr>
+                <w:rFonts w:ascii="Avenir Next" w:hAnsi="Avenir Next" w:cs="Avenir Next" w:eastAsia="Avenir Next"/>
+                <w:b/>
+                <w:color w:val="003A70"/>
+                <w:sz w:val="15"/>
+                <w:szCs w:val="15"/>
+              </w:rPr>
+              <w:t xml:space="preserve">Say it: </w:t>
+            </w:r>
+            <w:r>
+              <w:rPr>
+                <w:rFonts w:ascii="Avenir Next" w:hAnsi="Avenir Next" w:cs="Avenir Next" w:eastAsia="Avenir Next"/>
+                <w:i/>
+                <w:color w:val="5A5F66"/>
+                <w:sz w:val="15"/>
+                <w:szCs w:val="15"/>
+              </w:rPr>
+              <w:t xml:space="preserve">Explain the picture to a partner.</w:t>
             </w:r>
           </w:p>
         </w:tc>
@@ -738,7 +1187,7 @@
           </w:tcPr>
           <w:p>
             <w:pPr>
-              <w:spacing w:before="0" w:after="40" w:line="240" w:lineRule="auto"/>
+              <w:spacing w:before="0" w:after="30" w:line="240" w:lineRule="auto"/>
             </w:pPr>
             <w:r>
               <w:rPr>
@@ -761,15 +1210,15 @@
                 <w:rFonts w:ascii="Avenir Next" w:hAnsi="Avenir Next" w:cs="Avenir Next" w:eastAsia="Avenir Next"/>
                 <w:b/>
                 <w:color w:val="003A70"/>
-                <w:sz w:val="30"/>
-                <w:szCs w:val="30"/>
+                <w:sz w:val="28"/>
+                <w:szCs w:val="28"/>
               </w:rPr>
               <w:t xml:space="preserve">hundredths</w:t>
             </w:r>
           </w:p>
           <w:p>
             <w:pPr>
-              <w:spacing w:before="0" w:after="60" w:line="240" w:lineRule="auto"/>
+              <w:spacing w:before="0" w:after="40" w:line="240" w:lineRule="auto"/>
             </w:pPr>
             <w:r>
               <w:rPr>
@@ -784,7 +1233,7 @@
           </w:p>
           <w:p>
             <w:pPr>
-              <w:spacing w:before="0" w:after="60" w:line="264" w:lineRule="auto"/>
+              <w:spacing w:before="0" w:after="40" w:line="264" w:lineRule="auto"/>
             </w:pPr>
             <w:r>
               <w:rPr>
@@ -793,12 +1242,12 @@
                 <w:sz w:val="19"/>
                 <w:szCs w:val="19"/>
               </w:rPr>
-              <w:t xml:space="preserve">Parts out of 100; the second place after the decimal point.</w:t>
-            </w:r>
-          </w:p>
-          <w:p>
-            <w:pPr>
-              <w:spacing w:before="0" w:after="0" w:line="264" w:lineRule="auto"/>
+              <w:t xml:space="preserve">Parts out of 100; the second place after the point.</w:t>
+            </w:r>
+          </w:p>
+          <w:p>
+            <w:pPr>
+              <w:spacing w:before="0" w:after="40" w:line="264" w:lineRule="auto"/>
             </w:pPr>
             <w:r>
               <w:rPr>
@@ -818,6 +1267,70 @@
                 <w:szCs w:val="18"/>
               </w:rPr>
               <w:t xml:space="preserve">0.09 = 9 hundredths = 9%</w:t>
+            </w:r>
+          </w:p>
+          <w:p>
+            <w:pPr>
+              <w:spacing w:before="20" w:after="0" w:line="264" w:lineRule="auto"/>
+              <w:jc w:val="center"/>
+            </w:pPr>
+            <w:r>
+              <w:drawing>
+                <wp:inline distT="0" distB="0" distL="0" distR="0">
+                  <wp:extent cx="914400" cy="914400"/>
+                  <wp:docPr id="8" name="Figure 8"/>
+                  <a:graphic xmlns:a="http://schemas.openxmlformats.org/drawingml/2006/main">
+                    <a:graphicData uri="http://schemas.openxmlformats.org/drawingml/2006/picture">
+                      <pic:pic xmlns:pic="http://schemas.openxmlformats.org/drawingml/2006/picture">
+                        <pic:nvPicPr>
+                          <pic:cNvPr id="8" name="image8.png"/>
+                          <pic:cNvPicPr/>
+                        </pic:nvPicPr>
+                        <pic:blipFill>
+                          <a:blip r:embed="rIdImg8"/>
+                          <a:stretch>
+                            <a:fillRect/>
+                          </a:stretch>
+                        </pic:blipFill>
+                        <pic:spPr>
+                          <a:xfrm>
+                            <a:off x="0" y="0"/>
+                            <a:ext cx="914400" cy="914400"/>
+                          </a:xfrm>
+                          <a:prstGeom prst="rect">
+                            <a:avLst/>
+                          </a:prstGeom>
+                        </pic:spPr>
+                      </pic:pic>
+                    </a:graphicData>
+                  </a:graphic>
+                </wp:inline>
+              </w:drawing>
+            </w:r>
+          </w:p>
+          <w:p>
+            <w:pPr>
+              <w:spacing w:before="30" w:after="0" w:line="240" w:lineRule="auto"/>
+            </w:pPr>
+            <w:r>
+              <w:rPr>
+                <w:rFonts w:ascii="Avenir Next" w:hAnsi="Avenir Next" w:cs="Avenir Next" w:eastAsia="Avenir Next"/>
+                <w:b/>
+                <w:color w:val="003A70"/>
+                <w:sz w:val="15"/>
+                <w:szCs w:val="15"/>
+              </w:rPr>
+              <w:t xml:space="preserve">Say it: </w:t>
+            </w:r>
+            <w:r>
+              <w:rPr>
+                <w:rFonts w:ascii="Avenir Next" w:hAnsi="Avenir Next" w:cs="Avenir Next" w:eastAsia="Avenir Next"/>
+                <w:i/>
+                <w:color w:val="5A5F66"/>
+                <w:sz w:val="15"/>
+                <w:szCs w:val="15"/>
+              </w:rPr>
+              <w:t xml:space="preserve">Explain the picture to a partner.</w:t>
             </w:r>
           </w:p>
         </w:tc>
@@ -825,7 +1338,7 @@
       <w:tr>
         <w:trPr>
           <w:cantSplit/>
-          <w:trHeight w:val="3300" w:hRule="atLeast"/>
+          <w:trHeight w:val="3500" w:hRule="atLeast"/>
         </w:trPr>
         <w:tc>
           <w:tcPr>
@@ -834,7 +1347,7 @@
           </w:tcPr>
           <w:p>
             <w:pPr>
-              <w:spacing w:before="0" w:after="40" w:line="240" w:lineRule="auto"/>
+              <w:spacing w:before="0" w:after="30" w:line="240" w:lineRule="auto"/>
             </w:pPr>
             <w:r>
               <w:rPr>
@@ -857,15 +1370,15 @@
                 <w:rFonts w:ascii="Avenir Next" w:hAnsi="Avenir Next" w:cs="Avenir Next" w:eastAsia="Avenir Next"/>
                 <w:b/>
                 <w:color w:val="003A70"/>
-                <w:sz w:val="30"/>
-                <w:szCs w:val="30"/>
+                <w:sz w:val="28"/>
+                <w:szCs w:val="28"/>
               </w:rPr>
               <w:t xml:space="preserve">common form</w:t>
             </w:r>
           </w:p>
           <w:p>
             <w:pPr>
-              <w:spacing w:before="0" w:after="60" w:line="240" w:lineRule="auto"/>
+              <w:spacing w:before="0" w:after="40" w:line="240" w:lineRule="auto"/>
             </w:pPr>
             <w:r>
               <w:rPr>
@@ -880,7 +1393,7 @@
           </w:p>
           <w:p>
             <w:pPr>
-              <w:spacing w:before="0" w:after="60" w:line="264" w:lineRule="auto"/>
+              <w:spacing w:before="0" w:after="40" w:line="264" w:lineRule="auto"/>
             </w:pPr>
             <w:r>
               <w:rPr>
@@ -894,7 +1407,7 @@
           </w:p>
           <w:p>
             <w:pPr>
-              <w:spacing w:before="0" w:after="0" w:line="264" w:lineRule="auto"/>
+              <w:spacing w:before="0" w:after="40" w:line="264" w:lineRule="auto"/>
             </w:pPr>
             <w:r>
               <w:rPr>
@@ -914,6 +1427,70 @@
                 <w:szCs w:val="18"/>
               </w:rPr>
               <w:t xml:space="preserve">0.7, 3/5, 65% as 70%, 60%, 65%</w:t>
+            </w:r>
+          </w:p>
+          <w:p>
+            <w:pPr>
+              <w:spacing w:before="20" w:after="0" w:line="264" w:lineRule="auto"/>
+              <w:jc w:val="center"/>
+            </w:pPr>
+            <w:r>
+              <w:drawing>
+                <wp:inline distT="0" distB="0" distL="0" distR="0">
+                  <wp:extent cx="2560320" cy="731520"/>
+                  <wp:docPr id="9" name="Figure 9"/>
+                  <a:graphic xmlns:a="http://schemas.openxmlformats.org/drawingml/2006/main">
+                    <a:graphicData uri="http://schemas.openxmlformats.org/drawingml/2006/picture">
+                      <pic:pic xmlns:pic="http://schemas.openxmlformats.org/drawingml/2006/picture">
+                        <pic:nvPicPr>
+                          <pic:cNvPr id="9" name="image9.png"/>
+                          <pic:cNvPicPr/>
+                        </pic:nvPicPr>
+                        <pic:blipFill>
+                          <a:blip r:embed="rIdImg9"/>
+                          <a:stretch>
+                            <a:fillRect/>
+                          </a:stretch>
+                        </pic:blipFill>
+                        <pic:spPr>
+                          <a:xfrm>
+                            <a:off x="0" y="0"/>
+                            <a:ext cx="2560320" cy="731520"/>
+                          </a:xfrm>
+                          <a:prstGeom prst="rect">
+                            <a:avLst/>
+                          </a:prstGeom>
+                        </pic:spPr>
+                      </pic:pic>
+                    </a:graphicData>
+                  </a:graphic>
+                </wp:inline>
+              </w:drawing>
+            </w:r>
+          </w:p>
+          <w:p>
+            <w:pPr>
+              <w:spacing w:before="30" w:after="0" w:line="240" w:lineRule="auto"/>
+            </w:pPr>
+            <w:r>
+              <w:rPr>
+                <w:rFonts w:ascii="Avenir Next" w:hAnsi="Avenir Next" w:cs="Avenir Next" w:eastAsia="Avenir Next"/>
+                <w:b/>
+                <w:color w:val="003A70"/>
+                <w:sz w:val="15"/>
+                <w:szCs w:val="15"/>
+              </w:rPr>
+              <w:t xml:space="preserve">Say it: </w:t>
+            </w:r>
+            <w:r>
+              <w:rPr>
+                <w:rFonts w:ascii="Avenir Next" w:hAnsi="Avenir Next" w:cs="Avenir Next" w:eastAsia="Avenir Next"/>
+                <w:i/>
+                <w:color w:val="5A5F66"/>
+                <w:sz w:val="15"/>
+                <w:szCs w:val="15"/>
+              </w:rPr>
+              <w:t xml:space="preserve">Explain the picture to a partner.</w:t>
             </w:r>
           </w:p>
         </w:tc>
@@ -924,7 +1501,7 @@
           </w:tcPr>
           <w:p>
             <w:pPr>
-              <w:spacing w:before="0" w:after="40" w:line="240" w:lineRule="auto"/>
+              <w:spacing w:before="0" w:after="30" w:line="240" w:lineRule="auto"/>
             </w:pPr>
             <w:r>
               <w:rPr>
@@ -947,15 +1524,15 @@
                 <w:rFonts w:ascii="Avenir Next" w:hAnsi="Avenir Next" w:cs="Avenir Next" w:eastAsia="Avenir Next"/>
                 <w:b/>
                 <w:color w:val="003A70"/>
-                <w:sz w:val="30"/>
-                <w:szCs w:val="30"/>
+                <w:sz w:val="28"/>
+                <w:szCs w:val="28"/>
               </w:rPr>
               <w:t xml:space="preserve">benchmark</w:t>
             </w:r>
           </w:p>
           <w:p>
             <w:pPr>
-              <w:spacing w:before="0" w:after="60" w:line="240" w:lineRule="auto"/>
+              <w:spacing w:before="0" w:after="40" w:line="240" w:lineRule="auto"/>
             </w:pPr>
             <w:r>
               <w:rPr>
@@ -970,7 +1547,7 @@
           </w:p>
           <w:p>
             <w:pPr>
-              <w:spacing w:before="0" w:after="60" w:line="264" w:lineRule="auto"/>
+              <w:spacing w:before="0" w:after="40" w:line="264" w:lineRule="auto"/>
             </w:pPr>
             <w:r>
               <w:rPr>
@@ -984,7 +1561,7 @@
           </w:p>
           <w:p>
             <w:pPr>
-              <w:spacing w:before="0" w:after="0" w:line="264" w:lineRule="auto"/>
+              <w:spacing w:before="0" w:after="40" w:line="264" w:lineRule="auto"/>
             </w:pPr>
             <w:r>
               <w:rPr>
@@ -1004,6 +1581,70 @@
                 <w:szCs w:val="18"/>
               </w:rPr>
               <w:t xml:space="preserve">1/2 = 50%</w:t>
+            </w:r>
+          </w:p>
+          <w:p>
+            <w:pPr>
+              <w:spacing w:before="20" w:after="0" w:line="264" w:lineRule="auto"/>
+              <w:jc w:val="center"/>
+            </w:pPr>
+            <w:r>
+              <w:drawing>
+                <wp:inline distT="0" distB="0" distL="0" distR="0">
+                  <wp:extent cx="2560320" cy="868680"/>
+                  <wp:docPr id="10" name="Figure 10"/>
+                  <a:graphic xmlns:a="http://schemas.openxmlformats.org/drawingml/2006/main">
+                    <a:graphicData uri="http://schemas.openxmlformats.org/drawingml/2006/picture">
+                      <pic:pic xmlns:pic="http://schemas.openxmlformats.org/drawingml/2006/picture">
+                        <pic:nvPicPr>
+                          <pic:cNvPr id="10" name="image10.png"/>
+                          <pic:cNvPicPr/>
+                        </pic:nvPicPr>
+                        <pic:blipFill>
+                          <a:blip r:embed="rIdImg10"/>
+                          <a:stretch>
+                            <a:fillRect/>
+                          </a:stretch>
+                        </pic:blipFill>
+                        <pic:spPr>
+                          <a:xfrm>
+                            <a:off x="0" y="0"/>
+                            <a:ext cx="2560320" cy="868680"/>
+                          </a:xfrm>
+                          <a:prstGeom prst="rect">
+                            <a:avLst/>
+                          </a:prstGeom>
+                        </pic:spPr>
+                      </pic:pic>
+                    </a:graphicData>
+                  </a:graphic>
+                </wp:inline>
+              </w:drawing>
+            </w:r>
+          </w:p>
+          <w:p>
+            <w:pPr>
+              <w:spacing w:before="30" w:after="0" w:line="240" w:lineRule="auto"/>
+            </w:pPr>
+            <w:r>
+              <w:rPr>
+                <w:rFonts w:ascii="Avenir Next" w:hAnsi="Avenir Next" w:cs="Avenir Next" w:eastAsia="Avenir Next"/>
+                <w:b/>
+                <w:color w:val="003A70"/>
+                <w:sz w:val="15"/>
+                <w:szCs w:val="15"/>
+              </w:rPr>
+              <w:t xml:space="preserve">Say it: </w:t>
+            </w:r>
+            <w:r>
+              <w:rPr>
+                <w:rFonts w:ascii="Avenir Next" w:hAnsi="Avenir Next" w:cs="Avenir Next" w:eastAsia="Avenir Next"/>
+                <w:i/>
+                <w:color w:val="5A5F66"/>
+                <w:sz w:val="15"/>
+                <w:szCs w:val="15"/>
+              </w:rPr>
+              <w:t xml:space="preserve">Explain the picture to a partner.</w:t>
             </w:r>
           </w:p>
         </w:tc>
@@ -1011,7 +1652,7 @@
       <w:tr>
         <w:trPr>
           <w:cantSplit/>
-          <w:trHeight w:val="3300" w:hRule="atLeast"/>
+          <w:trHeight w:val="3500" w:hRule="atLeast"/>
         </w:trPr>
         <w:tc>
           <w:tcPr>
@@ -1020,7 +1661,7 @@
           </w:tcPr>
           <w:p>
             <w:pPr>
-              <w:spacing w:before="0" w:after="40" w:line="240" w:lineRule="auto"/>
+              <w:spacing w:before="0" w:after="30" w:line="240" w:lineRule="auto"/>
             </w:pPr>
             <w:r>
               <w:rPr>
@@ -1043,15 +1684,15 @@
                 <w:rFonts w:ascii="Avenir Next" w:hAnsi="Avenir Next" w:cs="Avenir Next" w:eastAsia="Avenir Next"/>
                 <w:b/>
                 <w:color w:val="003A70"/>
-                <w:sz w:val="30"/>
-                <w:szCs w:val="30"/>
+                <w:sz w:val="28"/>
+                <w:szCs w:val="28"/>
               </w:rPr>
               <w:t xml:space="preserve">order</w:t>
             </w:r>
           </w:p>
           <w:p>
             <w:pPr>
-              <w:spacing w:before="0" w:after="60" w:line="240" w:lineRule="auto"/>
+              <w:spacing w:before="0" w:after="40" w:line="240" w:lineRule="auto"/>
             </w:pPr>
             <w:r>
               <w:rPr>
@@ -1066,7 +1707,7 @@
           </w:p>
           <w:p>
             <w:pPr>
-              <w:spacing w:before="0" w:after="60" w:line="264" w:lineRule="auto"/>
+              <w:spacing w:before="0" w:after="40" w:line="264" w:lineRule="auto"/>
             </w:pPr>
             <w:r>
               <w:rPr>
@@ -1080,7 +1721,7 @@
           </w:p>
           <w:p>
             <w:pPr>
-              <w:spacing w:before="0" w:after="0" w:line="264" w:lineRule="auto"/>
+              <w:spacing w:before="0" w:after="40" w:line="264" w:lineRule="auto"/>
             </w:pPr>
             <w:r>
               <w:rPr>
@@ -1100,6 +1741,70 @@
                 <w:szCs w:val="18"/>
               </w:rPr>
               <w:t xml:space="preserve">0.2, 35%, 1/2</w:t>
+            </w:r>
+          </w:p>
+          <w:p>
+            <w:pPr>
+              <w:spacing w:before="20" w:after="0" w:line="264" w:lineRule="auto"/>
+              <w:jc w:val="center"/>
+            </w:pPr>
+            <w:r>
+              <w:drawing>
+                <wp:inline distT="0" distB="0" distL="0" distR="0">
+                  <wp:extent cx="2560320" cy="731520"/>
+                  <wp:docPr id="11" name="Figure 11"/>
+                  <a:graphic xmlns:a="http://schemas.openxmlformats.org/drawingml/2006/main">
+                    <a:graphicData uri="http://schemas.openxmlformats.org/drawingml/2006/picture">
+                      <pic:pic xmlns:pic="http://schemas.openxmlformats.org/drawingml/2006/picture">
+                        <pic:nvPicPr>
+                          <pic:cNvPr id="11" name="image11.png"/>
+                          <pic:cNvPicPr/>
+                        </pic:nvPicPr>
+                        <pic:blipFill>
+                          <a:blip r:embed="rIdImg11"/>
+                          <a:stretch>
+                            <a:fillRect/>
+                          </a:stretch>
+                        </pic:blipFill>
+                        <pic:spPr>
+                          <a:xfrm>
+                            <a:off x="0" y="0"/>
+                            <a:ext cx="2560320" cy="731520"/>
+                          </a:xfrm>
+                          <a:prstGeom prst="rect">
+                            <a:avLst/>
+                          </a:prstGeom>
+                        </pic:spPr>
+                      </pic:pic>
+                    </a:graphicData>
+                  </a:graphic>
+                </wp:inline>
+              </w:drawing>
+            </w:r>
+          </w:p>
+          <w:p>
+            <w:pPr>
+              <w:spacing w:before="30" w:after="0" w:line="240" w:lineRule="auto"/>
+            </w:pPr>
+            <w:r>
+              <w:rPr>
+                <w:rFonts w:ascii="Avenir Next" w:hAnsi="Avenir Next" w:cs="Avenir Next" w:eastAsia="Avenir Next"/>
+                <w:b/>
+                <w:color w:val="003A70"/>
+                <w:sz w:val="15"/>
+                <w:szCs w:val="15"/>
+              </w:rPr>
+              <w:t xml:space="preserve">Say it: </w:t>
+            </w:r>
+            <w:r>
+              <w:rPr>
+                <w:rFonts w:ascii="Avenir Next" w:hAnsi="Avenir Next" w:cs="Avenir Next" w:eastAsia="Avenir Next"/>
+                <w:i/>
+                <w:color w:val="5A5F66"/>
+                <w:sz w:val="15"/>
+                <w:szCs w:val="15"/>
+              </w:rPr>
+              <w:t xml:space="preserve">Explain the picture to a partner.</w:t>
             </w:r>
           </w:p>
         </w:tc>
@@ -1110,7 +1815,7 @@
           </w:tcPr>
           <w:p>
             <w:pPr>
-              <w:spacing w:before="0" w:after="40" w:line="240" w:lineRule="auto"/>
+              <w:spacing w:before="0" w:after="30" w:line="240" w:lineRule="auto"/>
             </w:pPr>
             <w:r>
               <w:rPr>
@@ -1133,15 +1838,15 @@
                 <w:rFonts w:ascii="Avenir Next" w:hAnsi="Avenir Next" w:cs="Avenir Next" w:eastAsia="Avenir Next"/>
                 <w:b/>
                 <w:color w:val="003A70"/>
-                <w:sz w:val="30"/>
-                <w:szCs w:val="30"/>
+                <w:sz w:val="28"/>
+                <w:szCs w:val="28"/>
               </w:rPr>
               <w:t xml:space="preserve">estimate</w:t>
             </w:r>
           </w:p>
           <w:p>
             <w:pPr>
-              <w:spacing w:before="0" w:after="60" w:line="240" w:lineRule="auto"/>
+              <w:spacing w:before="0" w:after="40" w:line="240" w:lineRule="auto"/>
             </w:pPr>
             <w:r>
               <w:rPr>
@@ -1156,7 +1861,7 @@
           </w:p>
           <w:p>
             <w:pPr>
-              <w:spacing w:before="0" w:after="60" w:line="264" w:lineRule="auto"/>
+              <w:spacing w:before="0" w:after="40" w:line="264" w:lineRule="auto"/>
             </w:pPr>
             <w:r>
               <w:rPr>
@@ -1170,7 +1875,7 @@
           </w:p>
           <w:p>
             <w:pPr>
-              <w:spacing w:before="0" w:after="0" w:line="264" w:lineRule="auto"/>
+              <w:spacing w:before="0" w:after="40" w:line="264" w:lineRule="auto"/>
             </w:pPr>
             <w:r>
               <w:rPr>
@@ -1190,6 +1895,70 @@
                 <w:szCs w:val="18"/>
               </w:rPr>
               <w:t xml:space="preserve">about 50% done</w:t>
+            </w:r>
+          </w:p>
+          <w:p>
+            <w:pPr>
+              <w:spacing w:before="20" w:after="0" w:line="264" w:lineRule="auto"/>
+              <w:jc w:val="center"/>
+            </w:pPr>
+            <w:r>
+              <w:drawing>
+                <wp:inline distT="0" distB="0" distL="0" distR="0">
+                  <wp:extent cx="2560320" cy="868680"/>
+                  <wp:docPr id="12" name="Figure 12"/>
+                  <a:graphic xmlns:a="http://schemas.openxmlformats.org/drawingml/2006/main">
+                    <a:graphicData uri="http://schemas.openxmlformats.org/drawingml/2006/picture">
+                      <pic:pic xmlns:pic="http://schemas.openxmlformats.org/drawingml/2006/picture">
+                        <pic:nvPicPr>
+                          <pic:cNvPr id="12" name="image12.png"/>
+                          <pic:cNvPicPr/>
+                        </pic:nvPicPr>
+                        <pic:blipFill>
+                          <a:blip r:embed="rIdImg12"/>
+                          <a:stretch>
+                            <a:fillRect/>
+                          </a:stretch>
+                        </pic:blipFill>
+                        <pic:spPr>
+                          <a:xfrm>
+                            <a:off x="0" y="0"/>
+                            <a:ext cx="2560320" cy="868680"/>
+                          </a:xfrm>
+                          <a:prstGeom prst="rect">
+                            <a:avLst/>
+                          </a:prstGeom>
+                        </pic:spPr>
+                      </pic:pic>
+                    </a:graphicData>
+                  </a:graphic>
+                </wp:inline>
+              </w:drawing>
+            </w:r>
+          </w:p>
+          <w:p>
+            <w:pPr>
+              <w:spacing w:before="30" w:after="0" w:line="240" w:lineRule="auto"/>
+            </w:pPr>
+            <w:r>
+              <w:rPr>
+                <w:rFonts w:ascii="Avenir Next" w:hAnsi="Avenir Next" w:cs="Avenir Next" w:eastAsia="Avenir Next"/>
+                <w:b/>
+                <w:color w:val="003A70"/>
+                <w:sz w:val="15"/>
+                <w:szCs w:val="15"/>
+              </w:rPr>
+              <w:t xml:space="preserve">Say it: </w:t>
+            </w:r>
+            <w:r>
+              <w:rPr>
+                <w:rFonts w:ascii="Avenir Next" w:hAnsi="Avenir Next" w:cs="Avenir Next" w:eastAsia="Avenir Next"/>
+                <w:i/>
+                <w:color w:val="5A5F66"/>
+                <w:sz w:val="15"/>
+                <w:szCs w:val="15"/>
+              </w:rPr>
+              <w:t xml:space="preserve">Explain the picture to a partner.</w:t>
             </w:r>
           </w:p>
         </w:tc>
@@ -1197,7 +1966,7 @@
       <w:tr>
         <w:trPr>
           <w:cantSplit/>
-          <w:trHeight w:val="3300" w:hRule="atLeast"/>
+          <w:trHeight w:val="3500" w:hRule="atLeast"/>
         </w:trPr>
         <w:tc>
           <w:tcPr>
@@ -1206,7 +1975,7 @@
           </w:tcPr>
           <w:p>
             <w:pPr>
-              <w:spacing w:before="0" w:after="40" w:line="240" w:lineRule="auto"/>
+              <w:spacing w:before="0" w:after="30" w:line="240" w:lineRule="auto"/>
             </w:pPr>
             <w:r>
               <w:rPr>
@@ -1229,15 +1998,15 @@
                 <w:rFonts w:ascii="Avenir Next" w:hAnsi="Avenir Next" w:cs="Avenir Next" w:eastAsia="Avenir Next"/>
                 <w:b/>
                 <w:color w:val="003A70"/>
-                <w:sz w:val="30"/>
-                <w:szCs w:val="30"/>
+                <w:sz w:val="28"/>
+                <w:szCs w:val="28"/>
               </w:rPr>
               <w:t xml:space="preserve">benchmark percent</w:t>
             </w:r>
           </w:p>
           <w:p>
             <w:pPr>
-              <w:spacing w:before="0" w:after="60" w:line="240" w:lineRule="auto"/>
+              <w:spacing w:before="0" w:after="40" w:line="240" w:lineRule="auto"/>
             </w:pPr>
             <w:r>
               <w:rPr>
@@ -1252,7 +2021,7 @@
           </w:p>
           <w:p>
             <w:pPr>
-              <w:spacing w:before="0" w:after="60" w:line="264" w:lineRule="auto"/>
+              <w:spacing w:before="0" w:after="40" w:line="264" w:lineRule="auto"/>
             </w:pPr>
             <w:r>
               <w:rPr>
@@ -1266,7 +2035,7 @@
           </w:p>
           <w:p>
             <w:pPr>
-              <w:spacing w:before="0" w:after="0" w:line="264" w:lineRule="auto"/>
+              <w:spacing w:before="0" w:after="40" w:line="264" w:lineRule="auto"/>
             </w:pPr>
             <w:r>
               <w:rPr>
@@ -1286,6 +2055,70 @@
                 <w:szCs w:val="18"/>
               </w:rPr>
               <w:t xml:space="preserve">50% = one half</w:t>
+            </w:r>
+          </w:p>
+          <w:p>
+            <w:pPr>
+              <w:spacing w:before="20" w:after="0" w:line="264" w:lineRule="auto"/>
+              <w:jc w:val="center"/>
+            </w:pPr>
+            <w:r>
+              <w:drawing>
+                <wp:inline distT="0" distB="0" distL="0" distR="0">
+                  <wp:extent cx="2560320" cy="868680"/>
+                  <wp:docPr id="13" name="Figure 13"/>
+                  <a:graphic xmlns:a="http://schemas.openxmlformats.org/drawingml/2006/main">
+                    <a:graphicData uri="http://schemas.openxmlformats.org/drawingml/2006/picture">
+                      <pic:pic xmlns:pic="http://schemas.openxmlformats.org/drawingml/2006/picture">
+                        <pic:nvPicPr>
+                          <pic:cNvPr id="13" name="image13.png"/>
+                          <pic:cNvPicPr/>
+                        </pic:nvPicPr>
+                        <pic:blipFill>
+                          <a:blip r:embed="rIdImg13"/>
+                          <a:stretch>
+                            <a:fillRect/>
+                          </a:stretch>
+                        </pic:blipFill>
+                        <pic:spPr>
+                          <a:xfrm>
+                            <a:off x="0" y="0"/>
+                            <a:ext cx="2560320" cy="868680"/>
+                          </a:xfrm>
+                          <a:prstGeom prst="rect">
+                            <a:avLst/>
+                          </a:prstGeom>
+                        </pic:spPr>
+                      </pic:pic>
+                    </a:graphicData>
+                  </a:graphic>
+                </wp:inline>
+              </w:drawing>
+            </w:r>
+          </w:p>
+          <w:p>
+            <w:pPr>
+              <w:spacing w:before="30" w:after="0" w:line="240" w:lineRule="auto"/>
+            </w:pPr>
+            <w:r>
+              <w:rPr>
+                <w:rFonts w:ascii="Avenir Next" w:hAnsi="Avenir Next" w:cs="Avenir Next" w:eastAsia="Avenir Next"/>
+                <w:b/>
+                <w:color w:val="003A70"/>
+                <w:sz w:val="15"/>
+                <w:szCs w:val="15"/>
+              </w:rPr>
+              <w:t xml:space="preserve">Say it: </w:t>
+            </w:r>
+            <w:r>
+              <w:rPr>
+                <w:rFonts w:ascii="Avenir Next" w:hAnsi="Avenir Next" w:cs="Avenir Next" w:eastAsia="Avenir Next"/>
+                <w:i/>
+                <w:color w:val="5A5F66"/>
+                <w:sz w:val="15"/>
+                <w:szCs w:val="15"/>
+              </w:rPr>
+              <w:t xml:space="preserve">Explain the picture to a partner.</w:t>
             </w:r>
           </w:p>
         </w:tc>
@@ -1296,7 +2129,7 @@
           </w:tcPr>
           <w:p>
             <w:pPr>
-              <w:spacing w:before="0" w:after="40" w:line="240" w:lineRule="auto"/>
+              <w:spacing w:before="0" w:after="30" w:line="240" w:lineRule="auto"/>
             </w:pPr>
             <w:r>
               <w:rPr>
@@ -1319,15 +2152,15 @@
                 <w:rFonts w:ascii="Avenir Next" w:hAnsi="Avenir Next" w:cs="Avenir Next" w:eastAsia="Avenir Next"/>
                 <w:b/>
                 <w:color w:val="003A70"/>
-                <w:sz w:val="30"/>
-                <w:szCs w:val="30"/>
-              </w:rPr>
-              <w:t xml:space="preserve">compatible numbers</w:t>
-            </w:r>
-          </w:p>
-          <w:p>
-            <w:pPr>
-              <w:spacing w:before="0" w:after="60" w:line="240" w:lineRule="auto"/>
+                <w:sz w:val="28"/>
+                <w:szCs w:val="28"/>
+              </w:rPr>
+              <w:t xml:space="preserve">compatible (friendly) numbers</w:t>
+            </w:r>
+          </w:p>
+          <w:p>
+            <w:pPr>
+              <w:spacing w:before="0" w:after="40" w:line="240" w:lineRule="auto"/>
             </w:pPr>
             <w:r>
               <w:rPr>
@@ -1342,7 +2175,7 @@
           </w:p>
           <w:p>
             <w:pPr>
-              <w:spacing w:before="0" w:after="60" w:line="264" w:lineRule="auto"/>
+              <w:spacing w:before="0" w:after="40" w:line="264" w:lineRule="auto"/>
             </w:pPr>
             <w:r>
               <w:rPr>
@@ -1356,7 +2189,7 @@
           </w:p>
           <w:p>
             <w:pPr>
-              <w:spacing w:before="0" w:after="0" w:line="264" w:lineRule="auto"/>
+              <w:spacing w:before="0" w:after="40" w:line="264" w:lineRule="auto"/>
             </w:pPr>
             <w:r>
               <w:rPr>
@@ -1376,6 +2209,70 @@
                 <w:szCs w:val="18"/>
               </w:rPr>
               <w:t xml:space="preserve">19% of 312 ≈ 20% of 300</w:t>
+            </w:r>
+          </w:p>
+          <w:p>
+            <w:pPr>
+              <w:spacing w:before="20" w:after="0" w:line="264" w:lineRule="auto"/>
+              <w:jc w:val="center"/>
+            </w:pPr>
+            <w:r>
+              <w:drawing>
+                <wp:inline distT="0" distB="0" distL="0" distR="0">
+                  <wp:extent cx="2560320" cy="868680"/>
+                  <wp:docPr id="14" name="Figure 14"/>
+                  <a:graphic xmlns:a="http://schemas.openxmlformats.org/drawingml/2006/main">
+                    <a:graphicData uri="http://schemas.openxmlformats.org/drawingml/2006/picture">
+                      <pic:pic xmlns:pic="http://schemas.openxmlformats.org/drawingml/2006/picture">
+                        <pic:nvPicPr>
+                          <pic:cNvPr id="14" name="image14.png"/>
+                          <pic:cNvPicPr/>
+                        </pic:nvPicPr>
+                        <pic:blipFill>
+                          <a:blip r:embed="rIdImg14"/>
+                          <a:stretch>
+                            <a:fillRect/>
+                          </a:stretch>
+                        </pic:blipFill>
+                        <pic:spPr>
+                          <a:xfrm>
+                            <a:off x="0" y="0"/>
+                            <a:ext cx="2560320" cy="868680"/>
+                          </a:xfrm>
+                          <a:prstGeom prst="rect">
+                            <a:avLst/>
+                          </a:prstGeom>
+                        </pic:spPr>
+                      </pic:pic>
+                    </a:graphicData>
+                  </a:graphic>
+                </wp:inline>
+              </w:drawing>
+            </w:r>
+          </w:p>
+          <w:p>
+            <w:pPr>
+              <w:spacing w:before="30" w:after="0" w:line="240" w:lineRule="auto"/>
+            </w:pPr>
+            <w:r>
+              <w:rPr>
+                <w:rFonts w:ascii="Avenir Next" w:hAnsi="Avenir Next" w:cs="Avenir Next" w:eastAsia="Avenir Next"/>
+                <w:b/>
+                <w:color w:val="003A70"/>
+                <w:sz w:val="15"/>
+                <w:szCs w:val="15"/>
+              </w:rPr>
+              <w:t xml:space="preserve">Say it: </w:t>
+            </w:r>
+            <w:r>
+              <w:rPr>
+                <w:rFonts w:ascii="Avenir Next" w:hAnsi="Avenir Next" w:cs="Avenir Next" w:eastAsia="Avenir Next"/>
+                <w:i/>
+                <w:color w:val="5A5F66"/>
+                <w:sz w:val="15"/>
+                <w:szCs w:val="15"/>
+              </w:rPr>
+              <w:t xml:space="preserve">Explain the picture to a partner.</w:t>
             </w:r>
           </w:p>
         </w:tc>
@@ -1383,7 +2280,7 @@
       <w:tr>
         <w:trPr>
           <w:cantSplit/>
-          <w:trHeight w:val="3300" w:hRule="atLeast"/>
+          <w:trHeight w:val="3500" w:hRule="atLeast"/>
         </w:trPr>
         <w:tc>
           <w:tcPr>
@@ -1392,7 +2289,7 @@
           </w:tcPr>
           <w:p>
             <w:pPr>
-              <w:spacing w:before="0" w:after="40" w:line="240" w:lineRule="auto"/>
+              <w:spacing w:before="0" w:after="30" w:line="240" w:lineRule="auto"/>
             </w:pPr>
             <w:r>
               <w:rPr>
@@ -1415,15 +2312,15 @@
                 <w:rFonts w:ascii="Avenir Next" w:hAnsi="Avenir Next" w:cs="Avenir Next" w:eastAsia="Avenir Next"/>
                 <w:b/>
                 <w:color w:val="003A70"/>
-                <w:sz w:val="30"/>
-                <w:szCs w:val="30"/>
+                <w:sz w:val="28"/>
+                <w:szCs w:val="28"/>
               </w:rPr>
               <w:t xml:space="preserve">ten percent</w:t>
             </w:r>
           </w:p>
           <w:p>
             <w:pPr>
-              <w:spacing w:before="0" w:after="60" w:line="240" w:lineRule="auto"/>
+              <w:spacing w:before="0" w:after="40" w:line="240" w:lineRule="auto"/>
             </w:pPr>
             <w:r>
               <w:rPr>
@@ -1438,7 +2335,7 @@
           </w:p>
           <w:p>
             <w:pPr>
-              <w:spacing w:before="0" w:after="60" w:line="264" w:lineRule="auto"/>
+              <w:spacing w:before="0" w:after="40" w:line="264" w:lineRule="auto"/>
             </w:pPr>
             <w:r>
               <w:rPr>
@@ -1452,7 +2349,7 @@
           </w:p>
           <w:p>
             <w:pPr>
-              <w:spacing w:before="0" w:after="0" w:line="264" w:lineRule="auto"/>
+              <w:spacing w:before="0" w:after="40" w:line="264" w:lineRule="auto"/>
             </w:pPr>
             <w:r>
               <w:rPr>
@@ -1472,6 +2369,70 @@
                 <w:szCs w:val="18"/>
               </w:rPr>
               <w:t xml:space="preserve">10% of 300 = 30</w:t>
+            </w:r>
+          </w:p>
+          <w:p>
+            <w:pPr>
+              <w:spacing w:before="20" w:after="0" w:line="264" w:lineRule="auto"/>
+              <w:jc w:val="center"/>
+            </w:pPr>
+            <w:r>
+              <w:drawing>
+                <wp:inline distT="0" distB="0" distL="0" distR="0">
+                  <wp:extent cx="2560320" cy="868680"/>
+                  <wp:docPr id="15" name="Figure 15"/>
+                  <a:graphic xmlns:a="http://schemas.openxmlformats.org/drawingml/2006/main">
+                    <a:graphicData uri="http://schemas.openxmlformats.org/drawingml/2006/picture">
+                      <pic:pic xmlns:pic="http://schemas.openxmlformats.org/drawingml/2006/picture">
+                        <pic:nvPicPr>
+                          <pic:cNvPr id="15" name="image15.png"/>
+                          <pic:cNvPicPr/>
+                        </pic:nvPicPr>
+                        <pic:blipFill>
+                          <a:blip r:embed="rIdImg15"/>
+                          <a:stretch>
+                            <a:fillRect/>
+                          </a:stretch>
+                        </pic:blipFill>
+                        <pic:spPr>
+                          <a:xfrm>
+                            <a:off x="0" y="0"/>
+                            <a:ext cx="2560320" cy="868680"/>
+                          </a:xfrm>
+                          <a:prstGeom prst="rect">
+                            <a:avLst/>
+                          </a:prstGeom>
+                        </pic:spPr>
+                      </pic:pic>
+                    </a:graphicData>
+                  </a:graphic>
+                </wp:inline>
+              </w:drawing>
+            </w:r>
+          </w:p>
+          <w:p>
+            <w:pPr>
+              <w:spacing w:before="30" w:after="0" w:line="240" w:lineRule="auto"/>
+            </w:pPr>
+            <w:r>
+              <w:rPr>
+                <w:rFonts w:ascii="Avenir Next" w:hAnsi="Avenir Next" w:cs="Avenir Next" w:eastAsia="Avenir Next"/>
+                <w:b/>
+                <w:color w:val="003A70"/>
+                <w:sz w:val="15"/>
+                <w:szCs w:val="15"/>
+              </w:rPr>
+              <w:t xml:space="preserve">Say it: </w:t>
+            </w:r>
+            <w:r>
+              <w:rPr>
+                <w:rFonts w:ascii="Avenir Next" w:hAnsi="Avenir Next" w:cs="Avenir Next" w:eastAsia="Avenir Next"/>
+                <w:i/>
+                <w:color w:val="5A5F66"/>
+                <w:sz w:val="15"/>
+                <w:szCs w:val="15"/>
+              </w:rPr>
+              <w:t xml:space="preserve">Explain the picture to a partner.</w:t>
             </w:r>
           </w:p>
         </w:tc>
@@ -1482,7 +2443,7 @@
           </w:tcPr>
           <w:p>
             <w:pPr>
-              <w:spacing w:before="0" w:after="40" w:line="240" w:lineRule="auto"/>
+              <w:spacing w:before="0" w:after="30" w:line="240" w:lineRule="auto"/>
             </w:pPr>
             <w:r>
               <w:rPr>
@@ -1505,15 +2466,15 @@
                 <w:rFonts w:ascii="Avenir Next" w:hAnsi="Avenir Next" w:cs="Avenir Next" w:eastAsia="Avenir Next"/>
                 <w:b/>
                 <w:color w:val="003A70"/>
-                <w:sz w:val="30"/>
-                <w:szCs w:val="30"/>
+                <w:sz w:val="28"/>
+                <w:szCs w:val="28"/>
               </w:rPr>
               <w:t xml:space="preserve">part</w:t>
             </w:r>
           </w:p>
           <w:p>
             <w:pPr>
-              <w:spacing w:before="0" w:after="60" w:line="240" w:lineRule="auto"/>
+              <w:spacing w:before="0" w:after="40" w:line="240" w:lineRule="auto"/>
             </w:pPr>
             <w:r>
               <w:rPr>
@@ -1528,7 +2489,7 @@
           </w:p>
           <w:p>
             <w:pPr>
-              <w:spacing w:before="0" w:after="60" w:line="264" w:lineRule="auto"/>
+              <w:spacing w:before="0" w:after="40" w:line="264" w:lineRule="auto"/>
             </w:pPr>
             <w:r>
               <w:rPr>
@@ -1542,7 +2503,7 @@
           </w:p>
           <w:p>
             <w:pPr>
-              <w:spacing w:before="0" w:after="0" w:line="264" w:lineRule="auto"/>
+              <w:spacing w:before="0" w:after="40" w:line="264" w:lineRule="auto"/>
             </w:pPr>
             <w:r>
               <w:rPr>
@@ -1562,6 +2523,70 @@
                 <w:szCs w:val="18"/>
               </w:rPr>
               <w:t xml:space="preserve">25% of 80 is 20</w:t>
+            </w:r>
+          </w:p>
+          <w:p>
+            <w:pPr>
+              <w:spacing w:before="20" w:after="0" w:line="264" w:lineRule="auto"/>
+              <w:jc w:val="center"/>
+            </w:pPr>
+            <w:r>
+              <w:drawing>
+                <wp:inline distT="0" distB="0" distL="0" distR="0">
+                  <wp:extent cx="2560320" cy="868680"/>
+                  <wp:docPr id="16" name="Figure 16"/>
+                  <a:graphic xmlns:a="http://schemas.openxmlformats.org/drawingml/2006/main">
+                    <a:graphicData uri="http://schemas.openxmlformats.org/drawingml/2006/picture">
+                      <pic:pic xmlns:pic="http://schemas.openxmlformats.org/drawingml/2006/picture">
+                        <pic:nvPicPr>
+                          <pic:cNvPr id="16" name="image16.png"/>
+                          <pic:cNvPicPr/>
+                        </pic:nvPicPr>
+                        <pic:blipFill>
+                          <a:blip r:embed="rIdImg16"/>
+                          <a:stretch>
+                            <a:fillRect/>
+                          </a:stretch>
+                        </pic:blipFill>
+                        <pic:spPr>
+                          <a:xfrm>
+                            <a:off x="0" y="0"/>
+                            <a:ext cx="2560320" cy="868680"/>
+                          </a:xfrm>
+                          <a:prstGeom prst="rect">
+                            <a:avLst/>
+                          </a:prstGeom>
+                        </pic:spPr>
+                      </pic:pic>
+                    </a:graphicData>
+                  </a:graphic>
+                </wp:inline>
+              </w:drawing>
+            </w:r>
+          </w:p>
+          <w:p>
+            <w:pPr>
+              <w:spacing w:before="30" w:after="0" w:line="240" w:lineRule="auto"/>
+            </w:pPr>
+            <w:r>
+              <w:rPr>
+                <w:rFonts w:ascii="Avenir Next" w:hAnsi="Avenir Next" w:cs="Avenir Next" w:eastAsia="Avenir Next"/>
+                <w:b/>
+                <w:color w:val="003A70"/>
+                <w:sz w:val="15"/>
+                <w:szCs w:val="15"/>
+              </w:rPr>
+              <w:t xml:space="preserve">Say it: </w:t>
+            </w:r>
+            <w:r>
+              <w:rPr>
+                <w:rFonts w:ascii="Avenir Next" w:hAnsi="Avenir Next" w:cs="Avenir Next" w:eastAsia="Avenir Next"/>
+                <w:i/>
+                <w:color w:val="5A5F66"/>
+                <w:sz w:val="15"/>
+                <w:szCs w:val="15"/>
+              </w:rPr>
+              <w:t xml:space="preserve">Explain the picture to a partner.</w:t>
             </w:r>
           </w:p>
         </w:tc>
@@ -1569,7 +2594,7 @@
       <w:tr>
         <w:trPr>
           <w:cantSplit/>
-          <w:trHeight w:val="3300" w:hRule="atLeast"/>
+          <w:trHeight w:val="3500" w:hRule="atLeast"/>
         </w:trPr>
         <w:tc>
           <w:tcPr>
@@ -1578,7 +2603,7 @@
           </w:tcPr>
           <w:p>
             <w:pPr>
-              <w:spacing w:before="0" w:after="40" w:line="240" w:lineRule="auto"/>
+              <w:spacing w:before="0" w:after="30" w:line="240" w:lineRule="auto"/>
             </w:pPr>
             <w:r>
               <w:rPr>
@@ -1601,30 +2626,30 @@
                 <w:rFonts w:ascii="Avenir Next" w:hAnsi="Avenir Next" w:cs="Avenir Next" w:eastAsia="Avenir Next"/>
                 <w:b/>
                 <w:color w:val="003A70"/>
-                <w:sz w:val="30"/>
-                <w:szCs w:val="30"/>
+                <w:sz w:val="28"/>
+                <w:szCs w:val="28"/>
               </w:rPr>
               <w:t xml:space="preserve">whole</w:t>
             </w:r>
           </w:p>
           <w:p>
             <w:pPr>
-              <w:spacing w:before="0" w:after="60" w:line="240" w:lineRule="auto"/>
-            </w:pPr>
-            <w:r>
-              <w:rPr>
-                <w:rFonts w:ascii="Avenir Next" w:hAnsi="Avenir Next" w:cs="Avenir Next" w:eastAsia="Avenir Next"/>
-                <w:i/>
-                <w:color w:val="5A5F66"/>
-                <w:sz w:val="18"/>
-                <w:szCs w:val="18"/>
-              </w:rPr>
-              <w:t xml:space="preserve">entero</w:t>
-            </w:r>
-          </w:p>
-          <w:p>
-            <w:pPr>
-              <w:spacing w:before="0" w:after="60" w:line="264" w:lineRule="auto"/>
+              <w:spacing w:before="0" w:after="40" w:line="240" w:lineRule="auto"/>
+            </w:pPr>
+            <w:r>
+              <w:rPr>
+                <w:rFonts w:ascii="Avenir Next" w:hAnsi="Avenir Next" w:cs="Avenir Next" w:eastAsia="Avenir Next"/>
+                <w:i/>
+                <w:color w:val="5A5F66"/>
+                <w:sz w:val="18"/>
+                <w:szCs w:val="18"/>
+              </w:rPr>
+              <w:t xml:space="preserve">el entero</w:t>
+            </w:r>
+          </w:p>
+          <w:p>
+            <w:pPr>
+              <w:spacing w:before="0" w:after="40" w:line="264" w:lineRule="auto"/>
             </w:pPr>
             <w:r>
               <w:rPr>
@@ -1638,7 +2663,7 @@
           </w:p>
           <w:p>
             <w:pPr>
-              <w:spacing w:before="0" w:after="0" w:line="264" w:lineRule="auto"/>
+              <w:spacing w:before="0" w:after="40" w:line="264" w:lineRule="auto"/>
             </w:pPr>
             <w:r>
               <w:rPr>
@@ -1658,6 +2683,70 @@
                 <w:szCs w:val="18"/>
               </w:rPr>
               <w:t xml:space="preserve">in 45% of 140, the whole is 140</w:t>
+            </w:r>
+          </w:p>
+          <w:p>
+            <w:pPr>
+              <w:spacing w:before="20" w:after="0" w:line="264" w:lineRule="auto"/>
+              <w:jc w:val="center"/>
+            </w:pPr>
+            <w:r>
+              <w:drawing>
+                <wp:inline distT="0" distB="0" distL="0" distR="0">
+                  <wp:extent cx="2560320" cy="868680"/>
+                  <wp:docPr id="17" name="Figure 17"/>
+                  <a:graphic xmlns:a="http://schemas.openxmlformats.org/drawingml/2006/main">
+                    <a:graphicData uri="http://schemas.openxmlformats.org/drawingml/2006/picture">
+                      <pic:pic xmlns:pic="http://schemas.openxmlformats.org/drawingml/2006/picture">
+                        <pic:nvPicPr>
+                          <pic:cNvPr id="17" name="image17.png"/>
+                          <pic:cNvPicPr/>
+                        </pic:nvPicPr>
+                        <pic:blipFill>
+                          <a:blip r:embed="rIdImg17"/>
+                          <a:stretch>
+                            <a:fillRect/>
+                          </a:stretch>
+                        </pic:blipFill>
+                        <pic:spPr>
+                          <a:xfrm>
+                            <a:off x="0" y="0"/>
+                            <a:ext cx="2560320" cy="868680"/>
+                          </a:xfrm>
+                          <a:prstGeom prst="rect">
+                            <a:avLst/>
+                          </a:prstGeom>
+                        </pic:spPr>
+                      </pic:pic>
+                    </a:graphicData>
+                  </a:graphic>
+                </wp:inline>
+              </w:drawing>
+            </w:r>
+          </w:p>
+          <w:p>
+            <w:pPr>
+              <w:spacing w:before="30" w:after="0" w:line="240" w:lineRule="auto"/>
+            </w:pPr>
+            <w:r>
+              <w:rPr>
+                <w:rFonts w:ascii="Avenir Next" w:hAnsi="Avenir Next" w:cs="Avenir Next" w:eastAsia="Avenir Next"/>
+                <w:b/>
+                <w:color w:val="003A70"/>
+                <w:sz w:val="15"/>
+                <w:szCs w:val="15"/>
+              </w:rPr>
+              <w:t xml:space="preserve">Say it: </w:t>
+            </w:r>
+            <w:r>
+              <w:rPr>
+                <w:rFonts w:ascii="Avenir Next" w:hAnsi="Avenir Next" w:cs="Avenir Next" w:eastAsia="Avenir Next"/>
+                <w:i/>
+                <w:color w:val="5A5F66"/>
+                <w:sz w:val="15"/>
+                <w:szCs w:val="15"/>
+              </w:rPr>
+              <w:t xml:space="preserve">Explain the picture to a partner.</w:t>
             </w:r>
           </w:p>
         </w:tc>
@@ -1668,7 +2757,7 @@
           </w:tcPr>
           <w:p>
             <w:pPr>
-              <w:spacing w:before="0" w:after="40" w:line="240" w:lineRule="auto"/>
+              <w:spacing w:before="0" w:after="30" w:line="240" w:lineRule="auto"/>
             </w:pPr>
             <w:r>
               <w:rPr>
@@ -1691,15 +2780,15 @@
                 <w:rFonts w:ascii="Avenir Next" w:hAnsi="Avenir Next" w:cs="Avenir Next" w:eastAsia="Avenir Next"/>
                 <w:b/>
                 <w:color w:val="003A70"/>
-                <w:sz w:val="30"/>
-                <w:szCs w:val="30"/>
+                <w:sz w:val="28"/>
+                <w:szCs w:val="28"/>
               </w:rPr>
               <w:t xml:space="preserve">equation</w:t>
             </w:r>
           </w:p>
           <w:p>
             <w:pPr>
-              <w:spacing w:before="0" w:after="60" w:line="240" w:lineRule="auto"/>
+              <w:spacing w:before="0" w:after="40" w:line="240" w:lineRule="auto"/>
             </w:pPr>
             <w:r>
               <w:rPr>
@@ -1714,7 +2803,7 @@
           </w:p>
           <w:p>
             <w:pPr>
-              <w:spacing w:before="0" w:after="60" w:line="264" w:lineRule="auto"/>
+              <w:spacing w:before="0" w:after="40" w:line="264" w:lineRule="auto"/>
             </w:pPr>
             <w:r>
               <w:rPr>
@@ -1728,7 +2817,7 @@
           </w:p>
           <w:p>
             <w:pPr>
-              <w:spacing w:before="0" w:after="0" w:line="264" w:lineRule="auto"/>
+              <w:spacing w:before="0" w:after="40" w:line="264" w:lineRule="auto"/>
             </w:pPr>
             <w:r>
               <w:rPr>
@@ -1748,6 +2837,70 @@
                 <w:szCs w:val="18"/>
               </w:rPr>
               <w:t xml:space="preserve">part = 0.45 × 140</w:t>
+            </w:r>
+          </w:p>
+          <w:p>
+            <w:pPr>
+              <w:spacing w:before="20" w:after="0" w:line="264" w:lineRule="auto"/>
+              <w:jc w:val="center"/>
+            </w:pPr>
+            <w:r>
+              <w:drawing>
+                <wp:inline distT="0" distB="0" distL="0" distR="0">
+                  <wp:extent cx="2560320" cy="475488"/>
+                  <wp:docPr id="18" name="Figure 18"/>
+                  <a:graphic xmlns:a="http://schemas.openxmlformats.org/drawingml/2006/main">
+                    <a:graphicData uri="http://schemas.openxmlformats.org/drawingml/2006/picture">
+                      <pic:pic xmlns:pic="http://schemas.openxmlformats.org/drawingml/2006/picture">
+                        <pic:nvPicPr>
+                          <pic:cNvPr id="18" name="image18.png"/>
+                          <pic:cNvPicPr/>
+                        </pic:nvPicPr>
+                        <pic:blipFill>
+                          <a:blip r:embed="rIdImg18"/>
+                          <a:stretch>
+                            <a:fillRect/>
+                          </a:stretch>
+                        </pic:blipFill>
+                        <pic:spPr>
+                          <a:xfrm>
+                            <a:off x="0" y="0"/>
+                            <a:ext cx="2560320" cy="475488"/>
+                          </a:xfrm>
+                          <a:prstGeom prst="rect">
+                            <a:avLst/>
+                          </a:prstGeom>
+                        </pic:spPr>
+                      </pic:pic>
+                    </a:graphicData>
+                  </a:graphic>
+                </wp:inline>
+              </w:drawing>
+            </w:r>
+          </w:p>
+          <w:p>
+            <w:pPr>
+              <w:spacing w:before="30" w:after="0" w:line="240" w:lineRule="auto"/>
+            </w:pPr>
+            <w:r>
+              <w:rPr>
+                <w:rFonts w:ascii="Avenir Next" w:hAnsi="Avenir Next" w:cs="Avenir Next" w:eastAsia="Avenir Next"/>
+                <w:b/>
+                <w:color w:val="003A70"/>
+                <w:sz w:val="15"/>
+                <w:szCs w:val="15"/>
+              </w:rPr>
+              <w:t xml:space="preserve">Say it: </w:t>
+            </w:r>
+            <w:r>
+              <w:rPr>
+                <w:rFonts w:ascii="Avenir Next" w:hAnsi="Avenir Next" w:cs="Avenir Next" w:eastAsia="Avenir Next"/>
+                <w:i/>
+                <w:color w:val="5A5F66"/>
+                <w:sz w:val="15"/>
+                <w:szCs w:val="15"/>
+              </w:rPr>
+              <w:t xml:space="preserve">Explain the picture to a partner.</w:t>
             </w:r>
           </w:p>
         </w:tc>
@@ -1755,7 +2908,7 @@
       <w:tr>
         <w:trPr>
           <w:cantSplit/>
-          <w:trHeight w:val="3300" w:hRule="atLeast"/>
+          <w:trHeight w:val="3500" w:hRule="atLeast"/>
         </w:trPr>
         <w:tc>
           <w:tcPr>
@@ -1764,7 +2917,7 @@
           </w:tcPr>
           <w:p>
             <w:pPr>
-              <w:spacing w:before="0" w:after="40" w:line="240" w:lineRule="auto"/>
+              <w:spacing w:before="0" w:after="30" w:line="240" w:lineRule="auto"/>
             </w:pPr>
             <w:r>
               <w:rPr>
@@ -1787,30 +2940,30 @@
                 <w:rFonts w:ascii="Avenir Next" w:hAnsi="Avenir Next" w:cs="Avenir Next" w:eastAsia="Avenir Next"/>
                 <w:b/>
                 <w:color w:val="003A70"/>
-                <w:sz w:val="30"/>
-                <w:szCs w:val="30"/>
+                <w:sz w:val="28"/>
+                <w:szCs w:val="28"/>
               </w:rPr>
               <w:t xml:space="preserve">part-to-whole ratio</w:t>
             </w:r>
           </w:p>
           <w:p>
             <w:pPr>
-              <w:spacing w:before="0" w:after="60" w:line="240" w:lineRule="auto"/>
-            </w:pPr>
-            <w:r>
-              <w:rPr>
-                <w:rFonts w:ascii="Avenir Next" w:hAnsi="Avenir Next" w:cs="Avenir Next" w:eastAsia="Avenir Next"/>
-                <w:i/>
-                <w:color w:val="5A5F66"/>
-                <w:sz w:val="18"/>
-                <w:szCs w:val="18"/>
-              </w:rPr>
-              <w:t xml:space="preserve">razón de parte a todo</w:t>
-            </w:r>
-          </w:p>
-          <w:p>
-            <w:pPr>
-              <w:spacing w:before="0" w:after="60" w:line="264" w:lineRule="auto"/>
+              <w:spacing w:before="0" w:after="40" w:line="240" w:lineRule="auto"/>
+            </w:pPr>
+            <w:r>
+              <w:rPr>
+                <w:rFonts w:ascii="Avenir Next" w:hAnsi="Avenir Next" w:cs="Avenir Next" w:eastAsia="Avenir Next"/>
+                <w:i/>
+                <w:color w:val="5A5F66"/>
+                <w:sz w:val="18"/>
+                <w:szCs w:val="18"/>
+              </w:rPr>
+              <w:t xml:space="preserve">razón de parte al entero</w:t>
+            </w:r>
+          </w:p>
+          <w:p>
+            <w:pPr>
+              <w:spacing w:before="0" w:after="40" w:line="264" w:lineRule="auto"/>
             </w:pPr>
             <w:r>
               <w:rPr>
@@ -1824,7 +2977,7 @@
           </w:p>
           <w:p>
             <w:pPr>
-              <w:spacing w:before="0" w:after="0" w:line="264" w:lineRule="auto"/>
+              <w:spacing w:before="0" w:after="40" w:line="264" w:lineRule="auto"/>
             </w:pPr>
             <w:r>
               <w:rPr>
@@ -1844,6 +2997,70 @@
                 <w:szCs w:val="18"/>
               </w:rPr>
               <w:t xml:space="preserve">18 out of 24 shots</w:t>
+            </w:r>
+          </w:p>
+          <w:p>
+            <w:pPr>
+              <w:spacing w:before="20" w:after="0" w:line="264" w:lineRule="auto"/>
+              <w:jc w:val="center"/>
+            </w:pPr>
+            <w:r>
+              <w:drawing>
+                <wp:inline distT="0" distB="0" distL="0" distR="0">
+                  <wp:extent cx="2560320" cy="859536"/>
+                  <wp:docPr id="19" name="Figure 19"/>
+                  <a:graphic xmlns:a="http://schemas.openxmlformats.org/drawingml/2006/main">
+                    <a:graphicData uri="http://schemas.openxmlformats.org/drawingml/2006/picture">
+                      <pic:pic xmlns:pic="http://schemas.openxmlformats.org/drawingml/2006/picture">
+                        <pic:nvPicPr>
+                          <pic:cNvPr id="19" name="image19.png"/>
+                          <pic:cNvPicPr/>
+                        </pic:nvPicPr>
+                        <pic:blipFill>
+                          <a:blip r:embed="rIdImg19"/>
+                          <a:stretch>
+                            <a:fillRect/>
+                          </a:stretch>
+                        </pic:blipFill>
+                        <pic:spPr>
+                          <a:xfrm>
+                            <a:off x="0" y="0"/>
+                            <a:ext cx="2560320" cy="859536"/>
+                          </a:xfrm>
+                          <a:prstGeom prst="rect">
+                            <a:avLst/>
+                          </a:prstGeom>
+                        </pic:spPr>
+                      </pic:pic>
+                    </a:graphicData>
+                  </a:graphic>
+                </wp:inline>
+              </w:drawing>
+            </w:r>
+          </w:p>
+          <w:p>
+            <w:pPr>
+              <w:spacing w:before="30" w:after="0" w:line="240" w:lineRule="auto"/>
+            </w:pPr>
+            <w:r>
+              <w:rPr>
+                <w:rFonts w:ascii="Avenir Next" w:hAnsi="Avenir Next" w:cs="Avenir Next" w:eastAsia="Avenir Next"/>
+                <w:b/>
+                <w:color w:val="003A70"/>
+                <w:sz w:val="15"/>
+                <w:szCs w:val="15"/>
+              </w:rPr>
+              <w:t xml:space="preserve">Say it: </w:t>
+            </w:r>
+            <w:r>
+              <w:rPr>
+                <w:rFonts w:ascii="Avenir Next" w:hAnsi="Avenir Next" w:cs="Avenir Next" w:eastAsia="Avenir Next"/>
+                <w:i/>
+                <w:color w:val="5A5F66"/>
+                <w:sz w:val="15"/>
+                <w:szCs w:val="15"/>
+              </w:rPr>
+              <w:t xml:space="preserve">Explain the picture to a partner.</w:t>
             </w:r>
           </w:p>
         </w:tc>
@@ -1854,7 +3071,7 @@
           </w:tcPr>
           <w:p>
             <w:pPr>
-              <w:spacing w:before="0" w:after="40" w:line="240" w:lineRule="auto"/>
+              <w:spacing w:before="0" w:after="30" w:line="240" w:lineRule="auto"/>
             </w:pPr>
             <w:r>
               <w:rPr>
@@ -1877,30 +3094,30 @@
                 <w:rFonts w:ascii="Avenir Next" w:hAnsi="Avenir Next" w:cs="Avenir Next" w:eastAsia="Avenir Next"/>
                 <w:b/>
                 <w:color w:val="003A70"/>
-                <w:sz w:val="30"/>
-                <w:szCs w:val="30"/>
+                <w:sz w:val="28"/>
+                <w:szCs w:val="28"/>
               </w:rPr>
               <w:t xml:space="preserve">common whole</w:t>
             </w:r>
           </w:p>
           <w:p>
             <w:pPr>
-              <w:spacing w:before="0" w:after="60" w:line="240" w:lineRule="auto"/>
-            </w:pPr>
-            <w:r>
-              <w:rPr>
-                <w:rFonts w:ascii="Avenir Next" w:hAnsi="Avenir Next" w:cs="Avenir Next" w:eastAsia="Avenir Next"/>
-                <w:i/>
-                <w:color w:val="5A5F66"/>
-                <w:sz w:val="18"/>
-                <w:szCs w:val="18"/>
-              </w:rPr>
-              <w:t xml:space="preserve">todo común</w:t>
-            </w:r>
-          </w:p>
-          <w:p>
-            <w:pPr>
-              <w:spacing w:before="0" w:after="60" w:line="264" w:lineRule="auto"/>
+              <w:spacing w:before="0" w:after="40" w:line="240" w:lineRule="auto"/>
+            </w:pPr>
+            <w:r>
+              <w:rPr>
+                <w:rFonts w:ascii="Avenir Next" w:hAnsi="Avenir Next" w:cs="Avenir Next" w:eastAsia="Avenir Next"/>
+                <w:i/>
+                <w:color w:val="5A5F66"/>
+                <w:sz w:val="18"/>
+                <w:szCs w:val="18"/>
+              </w:rPr>
+              <w:t xml:space="preserve">entero común</w:t>
+            </w:r>
+          </w:p>
+          <w:p>
+            <w:pPr>
+              <w:spacing w:before="0" w:after="40" w:line="264" w:lineRule="auto"/>
             </w:pPr>
             <w:r>
               <w:rPr>
@@ -1914,7 +3131,7 @@
           </w:p>
           <w:p>
             <w:pPr>
-              <w:spacing w:before="0" w:after="0" w:line="264" w:lineRule="auto"/>
+              <w:spacing w:before="0" w:after="40" w:line="264" w:lineRule="auto"/>
             </w:pPr>
             <w:r>
               <w:rPr>
@@ -1934,6 +3151,70 @@
                 <w:szCs w:val="18"/>
               </w:rPr>
               <w:t xml:space="preserve">75/100 and 80/100</w:t>
+            </w:r>
+          </w:p>
+          <w:p>
+            <w:pPr>
+              <w:spacing w:before="20" w:after="0" w:line="264" w:lineRule="auto"/>
+              <w:jc w:val="center"/>
+            </w:pPr>
+            <w:r>
+              <w:drawing>
+                <wp:inline distT="0" distB="0" distL="0" distR="0">
+                  <wp:extent cx="2560320" cy="859536"/>
+                  <wp:docPr id="20" name="Figure 20"/>
+                  <a:graphic xmlns:a="http://schemas.openxmlformats.org/drawingml/2006/main">
+                    <a:graphicData uri="http://schemas.openxmlformats.org/drawingml/2006/picture">
+                      <pic:pic xmlns:pic="http://schemas.openxmlformats.org/drawingml/2006/picture">
+                        <pic:nvPicPr>
+                          <pic:cNvPr id="20" name="image20.png"/>
+                          <pic:cNvPicPr/>
+                        </pic:nvPicPr>
+                        <pic:blipFill>
+                          <a:blip r:embed="rIdImg20"/>
+                          <a:stretch>
+                            <a:fillRect/>
+                          </a:stretch>
+                        </pic:blipFill>
+                        <pic:spPr>
+                          <a:xfrm>
+                            <a:off x="0" y="0"/>
+                            <a:ext cx="2560320" cy="859536"/>
+                          </a:xfrm>
+                          <a:prstGeom prst="rect">
+                            <a:avLst/>
+                          </a:prstGeom>
+                        </pic:spPr>
+                      </pic:pic>
+                    </a:graphicData>
+                  </a:graphic>
+                </wp:inline>
+              </w:drawing>
+            </w:r>
+          </w:p>
+          <w:p>
+            <w:pPr>
+              <w:spacing w:before="30" w:after="0" w:line="240" w:lineRule="auto"/>
+            </w:pPr>
+            <w:r>
+              <w:rPr>
+                <w:rFonts w:ascii="Avenir Next" w:hAnsi="Avenir Next" w:cs="Avenir Next" w:eastAsia="Avenir Next"/>
+                <w:b/>
+                <w:color w:val="003A70"/>
+                <w:sz w:val="15"/>
+                <w:szCs w:val="15"/>
+              </w:rPr>
+              <w:t xml:space="preserve">Say it: </w:t>
+            </w:r>
+            <w:r>
+              <w:rPr>
+                <w:rFonts w:ascii="Avenir Next" w:hAnsi="Avenir Next" w:cs="Avenir Next" w:eastAsia="Avenir Next"/>
+                <w:i/>
+                <w:color w:val="5A5F66"/>
+                <w:sz w:val="15"/>
+                <w:szCs w:val="15"/>
+              </w:rPr>
+              <w:t xml:space="preserve">Explain the picture to a partner.</w:t>
             </w:r>
           </w:p>
         </w:tc>
@@ -1941,7 +3222,7 @@
       <w:tr>
         <w:trPr>
           <w:cantSplit/>
-          <w:trHeight w:val="3300" w:hRule="atLeast"/>
+          <w:trHeight w:val="3500" w:hRule="atLeast"/>
         </w:trPr>
         <w:tc>
           <w:tcPr>
@@ -1950,7 +3231,7 @@
           </w:tcPr>
           <w:p>
             <w:pPr>
-              <w:spacing w:before="0" w:after="40" w:line="240" w:lineRule="auto"/>
+              <w:spacing w:before="0" w:after="30" w:line="240" w:lineRule="auto"/>
             </w:pPr>
             <w:r>
               <w:rPr>
@@ -1973,15 +3254,15 @@
                 <w:rFonts w:ascii="Avenir Next" w:hAnsi="Avenir Next" w:cs="Avenir Next" w:eastAsia="Avenir Next"/>
                 <w:b/>
                 <w:color w:val="003A70"/>
-                <w:sz w:val="30"/>
-                <w:szCs w:val="30"/>
+                <w:sz w:val="28"/>
+                <w:szCs w:val="28"/>
               </w:rPr>
               <w:t xml:space="preserve">compare</w:t>
             </w:r>
           </w:p>
           <w:p>
             <w:pPr>
-              <w:spacing w:before="0" w:after="60" w:line="240" w:lineRule="auto"/>
+              <w:spacing w:before="0" w:after="40" w:line="240" w:lineRule="auto"/>
             </w:pPr>
             <w:r>
               <w:rPr>
@@ -1996,7 +3277,7 @@
           </w:p>
           <w:p>
             <w:pPr>
-              <w:spacing w:before="0" w:after="60" w:line="264" w:lineRule="auto"/>
+              <w:spacing w:before="0" w:after="40" w:line="264" w:lineRule="auto"/>
             </w:pPr>
             <w:r>
               <w:rPr>
@@ -2010,7 +3291,7 @@
           </w:p>
           <w:p>
             <w:pPr>
-              <w:spacing w:before="0" w:after="0" w:line="264" w:lineRule="auto"/>
+              <w:spacing w:before="0" w:after="40" w:line="264" w:lineRule="auto"/>
             </w:pPr>
             <w:r>
               <w:rPr>
@@ -2030,6 +3311,70 @@
                 <w:szCs w:val="18"/>
               </w:rPr>
               <w:t xml:space="preserve">80% &gt; 75%</w:t>
+            </w:r>
+          </w:p>
+          <w:p>
+            <w:pPr>
+              <w:spacing w:before="20" w:after="0" w:line="264" w:lineRule="auto"/>
+              <w:jc w:val="center"/>
+            </w:pPr>
+            <w:r>
+              <w:drawing>
+                <wp:inline distT="0" distB="0" distL="0" distR="0">
+                  <wp:extent cx="2560320" cy="859536"/>
+                  <wp:docPr id="21" name="Figure 21"/>
+                  <a:graphic xmlns:a="http://schemas.openxmlformats.org/drawingml/2006/main">
+                    <a:graphicData uri="http://schemas.openxmlformats.org/drawingml/2006/picture">
+                      <pic:pic xmlns:pic="http://schemas.openxmlformats.org/drawingml/2006/picture">
+                        <pic:nvPicPr>
+                          <pic:cNvPr id="21" name="image21.png"/>
+                          <pic:cNvPicPr/>
+                        </pic:nvPicPr>
+                        <pic:blipFill>
+                          <a:blip r:embed="rIdImg21"/>
+                          <a:stretch>
+                            <a:fillRect/>
+                          </a:stretch>
+                        </pic:blipFill>
+                        <pic:spPr>
+                          <a:xfrm>
+                            <a:off x="0" y="0"/>
+                            <a:ext cx="2560320" cy="859536"/>
+                          </a:xfrm>
+                          <a:prstGeom prst="rect">
+                            <a:avLst/>
+                          </a:prstGeom>
+                        </pic:spPr>
+                      </pic:pic>
+                    </a:graphicData>
+                  </a:graphic>
+                </wp:inline>
+              </w:drawing>
+            </w:r>
+          </w:p>
+          <w:p>
+            <w:pPr>
+              <w:spacing w:before="30" w:after="0" w:line="240" w:lineRule="auto"/>
+            </w:pPr>
+            <w:r>
+              <w:rPr>
+                <w:rFonts w:ascii="Avenir Next" w:hAnsi="Avenir Next" w:cs="Avenir Next" w:eastAsia="Avenir Next"/>
+                <w:b/>
+                <w:color w:val="003A70"/>
+                <w:sz w:val="15"/>
+                <w:szCs w:val="15"/>
+              </w:rPr>
+              <w:t xml:space="preserve">Say it: </w:t>
+            </w:r>
+            <w:r>
+              <w:rPr>
+                <w:rFonts w:ascii="Avenir Next" w:hAnsi="Avenir Next" w:cs="Avenir Next" w:eastAsia="Avenir Next"/>
+                <w:i/>
+                <w:color w:val="5A5F66"/>
+                <w:sz w:val="15"/>
+                <w:szCs w:val="15"/>
+              </w:rPr>
+              <w:t xml:space="preserve">Explain the picture to a partner.</w:t>
             </w:r>
           </w:p>
         </w:tc>
@@ -2040,7 +3385,7 @@
           </w:tcPr>
           <w:p>
             <w:pPr>
-              <w:spacing w:before="0" w:after="40" w:line="240" w:lineRule="auto"/>
+              <w:spacing w:before="0" w:after="30" w:line="240" w:lineRule="auto"/>
             </w:pPr>
             <w:r>
               <w:rPr>
@@ -2063,15 +3408,15 @@
                 <w:rFonts w:ascii="Avenir Next" w:hAnsi="Avenir Next" w:cs="Avenir Next" w:eastAsia="Avenir Next"/>
                 <w:b/>
                 <w:color w:val="003A70"/>
-                <w:sz w:val="30"/>
-                <w:szCs w:val="30"/>
+                <w:sz w:val="28"/>
+                <w:szCs w:val="28"/>
               </w:rPr>
               <w:t xml:space="preserve">double number line</w:t>
             </w:r>
           </w:p>
           <w:p>
             <w:pPr>
-              <w:spacing w:before="0" w:after="60" w:line="240" w:lineRule="auto"/>
+              <w:spacing w:before="0" w:after="40" w:line="240" w:lineRule="auto"/>
             </w:pPr>
             <w:r>
               <w:rPr>
@@ -2086,7 +3431,7 @@
           </w:p>
           <w:p>
             <w:pPr>
-              <w:spacing w:before="0" w:after="60" w:line="264" w:lineRule="auto"/>
+              <w:spacing w:before="0" w:after="40" w:line="264" w:lineRule="auto"/>
             </w:pPr>
             <w:r>
               <w:rPr>
@@ -2100,7 +3445,7 @@
           </w:p>
           <w:p>
             <w:pPr>
-              <w:spacing w:before="0" w:after="0" w:line="264" w:lineRule="auto"/>
+              <w:spacing w:before="0" w:after="40" w:line="264" w:lineRule="auto"/>
             </w:pPr>
             <w:r>
               <w:rPr>
@@ -2120,6 +3465,70 @@
                 <w:szCs w:val="18"/>
               </w:rPr>
               <w:t xml:space="preserve">$6 at 10%, $60 at 100%</w:t>
+            </w:r>
+          </w:p>
+          <w:p>
+            <w:pPr>
+              <w:spacing w:before="20" w:after="0" w:line="264" w:lineRule="auto"/>
+              <w:jc w:val="center"/>
+            </w:pPr>
+            <w:r>
+              <w:drawing>
+                <wp:inline distT="0" distB="0" distL="0" distR="0">
+                  <wp:extent cx="2560320" cy="868680"/>
+                  <wp:docPr id="22" name="Figure 22"/>
+                  <a:graphic xmlns:a="http://schemas.openxmlformats.org/drawingml/2006/main">
+                    <a:graphicData uri="http://schemas.openxmlformats.org/drawingml/2006/picture">
+                      <pic:pic xmlns:pic="http://schemas.openxmlformats.org/drawingml/2006/picture">
+                        <pic:nvPicPr>
+                          <pic:cNvPr id="22" name="image22.png"/>
+                          <pic:cNvPicPr/>
+                        </pic:nvPicPr>
+                        <pic:blipFill>
+                          <a:blip r:embed="rIdImg22"/>
+                          <a:stretch>
+                            <a:fillRect/>
+                          </a:stretch>
+                        </pic:blipFill>
+                        <pic:spPr>
+                          <a:xfrm>
+                            <a:off x="0" y="0"/>
+                            <a:ext cx="2560320" cy="868680"/>
+                          </a:xfrm>
+                          <a:prstGeom prst="rect">
+                            <a:avLst/>
+                          </a:prstGeom>
+                        </pic:spPr>
+                      </pic:pic>
+                    </a:graphicData>
+                  </a:graphic>
+                </wp:inline>
+              </w:drawing>
+            </w:r>
+          </w:p>
+          <w:p>
+            <w:pPr>
+              <w:spacing w:before="30" w:after="0" w:line="240" w:lineRule="auto"/>
+            </w:pPr>
+            <w:r>
+              <w:rPr>
+                <w:rFonts w:ascii="Avenir Next" w:hAnsi="Avenir Next" w:cs="Avenir Next" w:eastAsia="Avenir Next"/>
+                <w:b/>
+                <w:color w:val="003A70"/>
+                <w:sz w:val="15"/>
+                <w:szCs w:val="15"/>
+              </w:rPr>
+              <w:t xml:space="preserve">Say it: </w:t>
+            </w:r>
+            <w:r>
+              <w:rPr>
+                <w:rFonts w:ascii="Avenir Next" w:hAnsi="Avenir Next" w:cs="Avenir Next" w:eastAsia="Avenir Next"/>
+                <w:i/>
+                <w:color w:val="5A5F66"/>
+                <w:sz w:val="15"/>
+                <w:szCs w:val="15"/>
+              </w:rPr>
+              <w:t xml:space="preserve">Explain the picture to a partner.</w:t>
             </w:r>
           </w:p>
         </w:tc>
@@ -2127,7 +3536,7 @@
       <w:tr>
         <w:trPr>
           <w:cantSplit/>
-          <w:trHeight w:val="3300" w:hRule="atLeast"/>
+          <w:trHeight w:val="3500" w:hRule="atLeast"/>
         </w:trPr>
         <w:tc>
           <w:tcPr>
@@ -2136,7 +3545,7 @@
           </w:tcPr>
           <w:p>
             <w:pPr>
-              <w:spacing w:before="0" w:after="40" w:line="240" w:lineRule="auto"/>
+              <w:spacing w:before="0" w:after="30" w:line="240" w:lineRule="auto"/>
             </w:pPr>
             <w:r>
               <w:rPr>
@@ -2159,15 +3568,15 @@
                 <w:rFonts w:ascii="Avenir Next" w:hAnsi="Avenir Next" w:cs="Avenir Next" w:eastAsia="Avenir Next"/>
                 <w:b/>
                 <w:color w:val="003A70"/>
-                <w:sz w:val="30"/>
-                <w:szCs w:val="30"/>
+                <w:sz w:val="28"/>
+                <w:szCs w:val="28"/>
               </w:rPr>
               <w:t xml:space="preserve">variable</w:t>
             </w:r>
           </w:p>
           <w:p>
             <w:pPr>
-              <w:spacing w:before="0" w:after="60" w:line="240" w:lineRule="auto"/>
+              <w:spacing w:before="0" w:after="40" w:line="240" w:lineRule="auto"/>
             </w:pPr>
             <w:r>
               <w:rPr>
@@ -2182,7 +3591,7 @@
           </w:p>
           <w:p>
             <w:pPr>
-              <w:spacing w:before="0" w:after="60" w:line="264" w:lineRule="auto"/>
+              <w:spacing w:before="0" w:after="40" w:line="264" w:lineRule="auto"/>
             </w:pPr>
             <w:r>
               <w:rPr>
@@ -2196,7 +3605,7 @@
           </w:p>
           <w:p>
             <w:pPr>
-              <w:spacing w:before="0" w:after="0" w:line="264" w:lineRule="auto"/>
+              <w:spacing w:before="0" w:after="40" w:line="264" w:lineRule="auto"/>
             </w:pPr>
             <w:r>
               <w:rPr>
@@ -2226,6 +3635,70 @@
                 <w:szCs w:val="18"/>
               </w:rPr>
               <w:t xml:space="preserve"> = the whole</w:t>
+            </w:r>
+          </w:p>
+          <w:p>
+            <w:pPr>
+              <w:spacing w:before="20" w:after="0" w:line="264" w:lineRule="auto"/>
+              <w:jc w:val="center"/>
+            </w:pPr>
+            <w:r>
+              <w:drawing>
+                <wp:inline distT="0" distB="0" distL="0" distR="0">
+                  <wp:extent cx="2560320" cy="704088"/>
+                  <wp:docPr id="23" name="Figure 23"/>
+                  <a:graphic xmlns:a="http://schemas.openxmlformats.org/drawingml/2006/main">
+                    <a:graphicData uri="http://schemas.openxmlformats.org/drawingml/2006/picture">
+                      <pic:pic xmlns:pic="http://schemas.openxmlformats.org/drawingml/2006/picture">
+                        <pic:nvPicPr>
+                          <pic:cNvPr id="23" name="image23.png"/>
+                          <pic:cNvPicPr/>
+                        </pic:nvPicPr>
+                        <pic:blipFill>
+                          <a:blip r:embed="rIdImg23"/>
+                          <a:stretch>
+                            <a:fillRect/>
+                          </a:stretch>
+                        </pic:blipFill>
+                        <pic:spPr>
+                          <a:xfrm>
+                            <a:off x="0" y="0"/>
+                            <a:ext cx="2560320" cy="704088"/>
+                          </a:xfrm>
+                          <a:prstGeom prst="rect">
+                            <a:avLst/>
+                          </a:prstGeom>
+                        </pic:spPr>
+                      </pic:pic>
+                    </a:graphicData>
+                  </a:graphic>
+                </wp:inline>
+              </w:drawing>
+            </w:r>
+          </w:p>
+          <w:p>
+            <w:pPr>
+              <w:spacing w:before="30" w:after="0" w:line="240" w:lineRule="auto"/>
+            </w:pPr>
+            <w:r>
+              <w:rPr>
+                <w:rFonts w:ascii="Avenir Next" w:hAnsi="Avenir Next" w:cs="Avenir Next" w:eastAsia="Avenir Next"/>
+                <w:b/>
+                <w:color w:val="003A70"/>
+                <w:sz w:val="15"/>
+                <w:szCs w:val="15"/>
+              </w:rPr>
+              <w:t xml:space="preserve">Say it: </w:t>
+            </w:r>
+            <w:r>
+              <w:rPr>
+                <w:rFonts w:ascii="Avenir Next" w:hAnsi="Avenir Next" w:cs="Avenir Next" w:eastAsia="Avenir Next"/>
+                <w:i/>
+                <w:color w:val="5A5F66"/>
+                <w:sz w:val="15"/>
+                <w:szCs w:val="15"/>
+              </w:rPr>
+              <w:t xml:space="preserve">Explain the picture to a partner.</w:t>
             </w:r>
           </w:p>
         </w:tc>
@@ -2236,7 +3709,7 @@
           </w:tcPr>
           <w:p>
             <w:pPr>
-              <w:spacing w:before="0" w:after="40" w:line="240" w:lineRule="auto"/>
+              <w:spacing w:before="0" w:after="30" w:line="240" w:lineRule="auto"/>
             </w:pPr>
             <w:r>
               <w:rPr>
@@ -2259,15 +3732,15 @@
                 <w:rFonts w:ascii="Avenir Next" w:hAnsi="Avenir Next" w:cs="Avenir Next" w:eastAsia="Avenir Next"/>
                 <w:b/>
                 <w:color w:val="003A70"/>
-                <w:sz w:val="30"/>
-                <w:szCs w:val="30"/>
+                <w:sz w:val="28"/>
+                <w:szCs w:val="28"/>
               </w:rPr>
               <w:t xml:space="preserve">inverse operation</w:t>
             </w:r>
           </w:p>
           <w:p>
             <w:pPr>
-              <w:spacing w:before="0" w:after="60" w:line="240" w:lineRule="auto"/>
+              <w:spacing w:before="0" w:after="40" w:line="240" w:lineRule="auto"/>
             </w:pPr>
             <w:r>
               <w:rPr>
@@ -2282,7 +3755,7 @@
           </w:p>
           <w:p>
             <w:pPr>
-              <w:spacing w:before="0" w:after="60" w:line="264" w:lineRule="auto"/>
+              <w:spacing w:before="0" w:after="40" w:line="264" w:lineRule="auto"/>
             </w:pPr>
             <w:r>
               <w:rPr>
@@ -2296,7 +3769,7 @@
           </w:p>
           <w:p>
             <w:pPr>
-              <w:spacing w:before="0" w:after="0" w:line="264" w:lineRule="auto"/>
+              <w:spacing w:before="0" w:after="40" w:line="264" w:lineRule="auto"/>
             </w:pPr>
             <w:r>
               <w:rPr>
@@ -2327,6 +3800,555 @@
               </w:rPr>
               <w:t xml:space="preserve"> = 138 ÷ 0.6</w:t>
             </w:r>
+          </w:p>
+          <w:p>
+            <w:pPr>
+              <w:spacing w:before="20" w:after="0" w:line="264" w:lineRule="auto"/>
+              <w:jc w:val="center"/>
+            </w:pPr>
+            <w:r>
+              <w:drawing>
+                <wp:inline distT="0" distB="0" distL="0" distR="0">
+                  <wp:extent cx="2560320" cy="868680"/>
+                  <wp:docPr id="24" name="Figure 24"/>
+                  <a:graphic xmlns:a="http://schemas.openxmlformats.org/drawingml/2006/main">
+                    <a:graphicData uri="http://schemas.openxmlformats.org/drawingml/2006/picture">
+                      <pic:pic xmlns:pic="http://schemas.openxmlformats.org/drawingml/2006/picture">
+                        <pic:nvPicPr>
+                          <pic:cNvPr id="24" name="image24.png"/>
+                          <pic:cNvPicPr/>
+                        </pic:nvPicPr>
+                        <pic:blipFill>
+                          <a:blip r:embed="rIdImg24"/>
+                          <a:stretch>
+                            <a:fillRect/>
+                          </a:stretch>
+                        </pic:blipFill>
+                        <pic:spPr>
+                          <a:xfrm>
+                            <a:off x="0" y="0"/>
+                            <a:ext cx="2560320" cy="868680"/>
+                          </a:xfrm>
+                          <a:prstGeom prst="rect">
+                            <a:avLst/>
+                          </a:prstGeom>
+                        </pic:spPr>
+                      </pic:pic>
+                    </a:graphicData>
+                  </a:graphic>
+                </wp:inline>
+              </w:drawing>
+            </w:r>
+          </w:p>
+          <w:p>
+            <w:pPr>
+              <w:spacing w:before="30" w:after="0" w:line="240" w:lineRule="auto"/>
+            </w:pPr>
+            <w:r>
+              <w:rPr>
+                <w:rFonts w:ascii="Avenir Next" w:hAnsi="Avenir Next" w:cs="Avenir Next" w:eastAsia="Avenir Next"/>
+                <w:b/>
+                <w:color w:val="003A70"/>
+                <w:sz w:val="15"/>
+                <w:szCs w:val="15"/>
+              </w:rPr>
+              <w:t xml:space="preserve">Say it: </w:t>
+            </w:r>
+            <w:r>
+              <w:rPr>
+                <w:rFonts w:ascii="Avenir Next" w:hAnsi="Avenir Next" w:cs="Avenir Next" w:eastAsia="Avenir Next"/>
+                <w:i/>
+                <w:color w:val="5A5F66"/>
+                <w:sz w:val="15"/>
+                <w:szCs w:val="15"/>
+              </w:rPr>
+              <w:t xml:space="preserve">Explain the picture to a partner.</w:t>
+            </w:r>
+          </w:p>
+        </w:tc>
+      </w:tr>
+      <w:tr>
+        <w:trPr>
+          <w:cantSplit/>
+          <w:trHeight w:val="3500" w:hRule="atLeast"/>
+        </w:trPr>
+        <w:tc>
+          <w:tcPr>
+            <w:tcW w:w="4752" w:type="dxa"/>
+            <w:vAlign w:val="top"/>
+          </w:tcPr>
+          <w:p>
+            <w:pPr>
+              <w:spacing w:before="0" w:after="30" w:line="240" w:lineRule="auto"/>
+            </w:pPr>
+            <w:r>
+              <w:rPr>
+                <w:rFonts w:ascii="Avenir Next" w:hAnsi="Avenir Next" w:cs="Avenir Next" w:eastAsia="Avenir Next"/>
+                <w:b/>
+                <w:color w:val="5A5F66"/>
+                <w:spacing w:val="12"/>
+                <w:sz w:val="13"/>
+                <w:szCs w:val="13"/>
+              </w:rPr>
+              <w:t xml:space="preserve">LESSON 4-4</w:t>
+            </w:r>
+          </w:p>
+          <w:p>
+            <w:pPr>
+              <w:spacing w:before="0" w:after="10" w:line="240" w:lineRule="auto"/>
+            </w:pPr>
+            <w:r>
+              <w:rPr>
+                <w:rFonts w:ascii="Avenir Next" w:hAnsi="Avenir Next" w:cs="Avenir Next" w:eastAsia="Avenir Next"/>
+                <w:b/>
+                <w:color w:val="003A70"/>
+                <w:sz w:val="28"/>
+                <w:szCs w:val="28"/>
+              </w:rPr>
+              <w:t xml:space="preserve">discount</w:t>
+            </w:r>
+          </w:p>
+          <w:p>
+            <w:pPr>
+              <w:spacing w:before="0" w:after="40" w:line="240" w:lineRule="auto"/>
+            </w:pPr>
+            <w:r>
+              <w:rPr>
+                <w:rFonts w:ascii="Avenir Next" w:hAnsi="Avenir Next" w:cs="Avenir Next" w:eastAsia="Avenir Next"/>
+                <w:i/>
+                <w:color w:val="5A5F66"/>
+                <w:sz w:val="18"/>
+                <w:szCs w:val="18"/>
+              </w:rPr>
+              <w:t xml:space="preserve">descuento</w:t>
+            </w:r>
+          </w:p>
+          <w:p>
+            <w:pPr>
+              <w:spacing w:before="0" w:after="40" w:line="264" w:lineRule="auto"/>
+            </w:pPr>
+            <w:r>
+              <w:rPr>
+                <w:rFonts w:ascii="Avenir Next" w:hAnsi="Avenir Next" w:cs="Avenir Next" w:eastAsia="Avenir Next"/>
+                <w:color w:val="1A1A1A"/>
+                <w:sz w:val="19"/>
+                <w:szCs w:val="19"/>
+              </w:rPr>
+              <w:t xml:space="preserve">The amount taken off a price.</w:t>
+            </w:r>
+          </w:p>
+          <w:p>
+            <w:pPr>
+              <w:spacing w:before="0" w:after="40" w:line="264" w:lineRule="auto"/>
+            </w:pPr>
+            <w:r>
+              <w:rPr>
+                <w:rFonts w:ascii="Avenir Next" w:hAnsi="Avenir Next" w:cs="Avenir Next" w:eastAsia="Avenir Next"/>
+                <w:b/>
+                <w:color w:val="003A70"/>
+                <w:sz w:val="16"/>
+                <w:szCs w:val="16"/>
+              </w:rPr>
+              <w:t xml:space="preserve">Example  </w:t>
+            </w:r>
+            <w:r>
+              <w:rPr>
+                <w:rFonts w:ascii="Avenir Next" w:hAnsi="Avenir Next" w:cs="Avenir Next" w:eastAsia="Avenir Next"/>
+                <w:color w:val="1A1A1A"/>
+                <w:sz w:val="18"/>
+                <w:szCs w:val="18"/>
+              </w:rPr>
+              <w:t xml:space="preserve">25% off $80 = $20 off; you pay $60</w:t>
+            </w:r>
+          </w:p>
+          <w:p>
+            <w:pPr>
+              <w:spacing w:before="20" w:after="0" w:line="264" w:lineRule="auto"/>
+              <w:jc w:val="center"/>
+            </w:pPr>
+            <w:r>
+              <w:drawing>
+                <wp:inline distT="0" distB="0" distL="0" distR="0">
+                  <wp:extent cx="2560320" cy="868680"/>
+                  <wp:docPr id="25" name="Figure 25"/>
+                  <a:graphic xmlns:a="http://schemas.openxmlformats.org/drawingml/2006/main">
+                    <a:graphicData uri="http://schemas.openxmlformats.org/drawingml/2006/picture">
+                      <pic:pic xmlns:pic="http://schemas.openxmlformats.org/drawingml/2006/picture">
+                        <pic:nvPicPr>
+                          <pic:cNvPr id="25" name="image25.png"/>
+                          <pic:cNvPicPr/>
+                        </pic:nvPicPr>
+                        <pic:blipFill>
+                          <a:blip r:embed="rIdImg25"/>
+                          <a:stretch>
+                            <a:fillRect/>
+                          </a:stretch>
+                        </pic:blipFill>
+                        <pic:spPr>
+                          <a:xfrm>
+                            <a:off x="0" y="0"/>
+                            <a:ext cx="2560320" cy="868680"/>
+                          </a:xfrm>
+                          <a:prstGeom prst="rect">
+                            <a:avLst/>
+                          </a:prstGeom>
+                        </pic:spPr>
+                      </pic:pic>
+                    </a:graphicData>
+                  </a:graphic>
+                </wp:inline>
+              </w:drawing>
+            </w:r>
+          </w:p>
+          <w:p>
+            <w:pPr>
+              <w:spacing w:before="30" w:after="0" w:line="240" w:lineRule="auto"/>
+            </w:pPr>
+            <w:r>
+              <w:rPr>
+                <w:rFonts w:ascii="Avenir Next" w:hAnsi="Avenir Next" w:cs="Avenir Next" w:eastAsia="Avenir Next"/>
+                <w:b/>
+                <w:color w:val="003A70"/>
+                <w:sz w:val="15"/>
+                <w:szCs w:val="15"/>
+              </w:rPr>
+              <w:t xml:space="preserve">Say it: </w:t>
+            </w:r>
+            <w:r>
+              <w:rPr>
+                <w:rFonts w:ascii="Avenir Next" w:hAnsi="Avenir Next" w:cs="Avenir Next" w:eastAsia="Avenir Next"/>
+                <w:i/>
+                <w:color w:val="5A5F66"/>
+                <w:sz w:val="15"/>
+                <w:szCs w:val="15"/>
+              </w:rPr>
+              <w:t xml:space="preserve">Explain the picture to a partner.</w:t>
+            </w:r>
+          </w:p>
+        </w:tc>
+        <w:tc>
+          <w:tcPr>
+            <w:tcW w:w="4752" w:type="dxa"/>
+            <w:vAlign w:val="top"/>
+          </w:tcPr>
+          <w:p>
+            <w:pPr>
+              <w:spacing w:before="0" w:after="30" w:line="240" w:lineRule="auto"/>
+            </w:pPr>
+            <w:r>
+              <w:rPr>
+                <w:rFonts w:ascii="Avenir Next" w:hAnsi="Avenir Next" w:cs="Avenir Next" w:eastAsia="Avenir Next"/>
+                <w:b/>
+                <w:color w:val="5A5F66"/>
+                <w:spacing w:val="12"/>
+                <w:sz w:val="13"/>
+                <w:szCs w:val="13"/>
+              </w:rPr>
+              <w:t xml:space="preserve">LESSON 4-1</w:t>
+            </w:r>
+          </w:p>
+          <w:p>
+            <w:pPr>
+              <w:spacing w:before="0" w:after="10" w:line="240" w:lineRule="auto"/>
+            </w:pPr>
+            <w:r>
+              <w:rPr>
+                <w:rFonts w:ascii="Avenir Next" w:hAnsi="Avenir Next" w:cs="Avenir Next" w:eastAsia="Avenir Next"/>
+                <w:b/>
+                <w:color w:val="003A70"/>
+                <w:sz w:val="28"/>
+                <w:szCs w:val="28"/>
+              </w:rPr>
+              <w:t xml:space="preserve">tape diagram</w:t>
+            </w:r>
+          </w:p>
+          <w:p>
+            <w:pPr>
+              <w:spacing w:before="0" w:after="40" w:line="240" w:lineRule="auto"/>
+            </w:pPr>
+            <w:r>
+              <w:rPr>
+                <w:rFonts w:ascii="Avenir Next" w:hAnsi="Avenir Next" w:cs="Avenir Next" w:eastAsia="Avenir Next"/>
+                <w:i/>
+                <w:color w:val="5A5F66"/>
+                <w:sz w:val="18"/>
+                <w:szCs w:val="18"/>
+              </w:rPr>
+              <w:t xml:space="preserve">diagrama de cinta</w:t>
+            </w:r>
+          </w:p>
+          <w:p>
+            <w:pPr>
+              <w:spacing w:before="0" w:after="40" w:line="264" w:lineRule="auto"/>
+            </w:pPr>
+            <w:r>
+              <w:rPr>
+                <w:rFonts w:ascii="Avenir Next" w:hAnsi="Avenir Next" w:cs="Avenir Next" w:eastAsia="Avenir Next"/>
+                <w:color w:val="1A1A1A"/>
+                <w:sz w:val="19"/>
+                <w:szCs w:val="19"/>
+              </w:rPr>
+              <w:t xml:space="preserve">A bar split into equal parts to show a whole and its parts.</w:t>
+            </w:r>
+          </w:p>
+          <w:p>
+            <w:pPr>
+              <w:spacing w:before="0" w:after="40" w:line="264" w:lineRule="auto"/>
+            </w:pPr>
+            <w:r>
+              <w:rPr>
+                <w:rFonts w:ascii="Avenir Next" w:hAnsi="Avenir Next" w:cs="Avenir Next" w:eastAsia="Avenir Next"/>
+                <w:b/>
+                <w:color w:val="003A70"/>
+                <w:sz w:val="16"/>
+                <w:szCs w:val="16"/>
+              </w:rPr>
+              <w:t xml:space="preserve">Example  </w:t>
+            </w:r>
+            <w:r>
+              <w:rPr>
+                <w:rFonts w:ascii="Avenir Next" w:hAnsi="Avenir Next" w:cs="Avenir Next" w:eastAsia="Avenir Next"/>
+                <w:color w:val="1A1A1A"/>
+                <w:sz w:val="18"/>
+                <w:szCs w:val="18"/>
+              </w:rPr>
+              <w:t xml:space="preserve">5 equal parts: each part is 20%</w:t>
+            </w:r>
+          </w:p>
+          <w:p>
+            <w:pPr>
+              <w:spacing w:before="20" w:after="0" w:line="264" w:lineRule="auto"/>
+              <w:jc w:val="center"/>
+            </w:pPr>
+            <w:r>
+              <w:drawing>
+                <wp:inline distT="0" distB="0" distL="0" distR="0">
+                  <wp:extent cx="2560320" cy="475488"/>
+                  <wp:docPr id="26" name="Figure 26"/>
+                  <a:graphic xmlns:a="http://schemas.openxmlformats.org/drawingml/2006/main">
+                    <a:graphicData uri="http://schemas.openxmlformats.org/drawingml/2006/picture">
+                      <pic:pic xmlns:pic="http://schemas.openxmlformats.org/drawingml/2006/picture">
+                        <pic:nvPicPr>
+                          <pic:cNvPr id="26" name="image26.png"/>
+                          <pic:cNvPicPr/>
+                        </pic:nvPicPr>
+                        <pic:blipFill>
+                          <a:blip r:embed="rIdImg26"/>
+                          <a:stretch>
+                            <a:fillRect/>
+                          </a:stretch>
+                        </pic:blipFill>
+                        <pic:spPr>
+                          <a:xfrm>
+                            <a:off x="0" y="0"/>
+                            <a:ext cx="2560320" cy="475488"/>
+                          </a:xfrm>
+                          <a:prstGeom prst="rect">
+                            <a:avLst/>
+                          </a:prstGeom>
+                        </pic:spPr>
+                      </pic:pic>
+                    </a:graphicData>
+                  </a:graphic>
+                </wp:inline>
+              </w:drawing>
+            </w:r>
+          </w:p>
+          <w:p>
+            <w:pPr>
+              <w:spacing w:before="30" w:after="0" w:line="240" w:lineRule="auto"/>
+            </w:pPr>
+            <w:r>
+              <w:rPr>
+                <w:rFonts w:ascii="Avenir Next" w:hAnsi="Avenir Next" w:cs="Avenir Next" w:eastAsia="Avenir Next"/>
+                <w:b/>
+                <w:color w:val="003A70"/>
+                <w:sz w:val="15"/>
+                <w:szCs w:val="15"/>
+              </w:rPr>
+              <w:t xml:space="preserve">Say it: </w:t>
+            </w:r>
+            <w:r>
+              <w:rPr>
+                <w:rFonts w:ascii="Avenir Next" w:hAnsi="Avenir Next" w:cs="Avenir Next" w:eastAsia="Avenir Next"/>
+                <w:i/>
+                <w:color w:val="5A5F66"/>
+                <w:sz w:val="15"/>
+                <w:szCs w:val="15"/>
+              </w:rPr>
+              <w:t xml:space="preserve">Explain the picture to a partner.</w:t>
+            </w:r>
+          </w:p>
+        </w:tc>
+      </w:tr>
+      <w:tr>
+        <w:trPr>
+          <w:cantSplit/>
+          <w:trHeight w:val="3500" w:hRule="atLeast"/>
+        </w:trPr>
+        <w:tc>
+          <w:tcPr>
+            <w:tcW w:w="4752" w:type="dxa"/>
+            <w:vAlign w:val="top"/>
+          </w:tcPr>
+          <w:p>
+            <w:pPr>
+              <w:spacing w:before="0" w:after="30" w:line="240" w:lineRule="auto"/>
+            </w:pPr>
+            <w:r>
+              <w:rPr>
+                <w:rFonts w:ascii="Avenir Next" w:hAnsi="Avenir Next" w:cs="Avenir Next" w:eastAsia="Avenir Next"/>
+                <w:b/>
+                <w:color w:val="5A5F66"/>
+                <w:spacing w:val="12"/>
+                <w:sz w:val="13"/>
+                <w:szCs w:val="13"/>
+              </w:rPr>
+              <w:t xml:space="preserve">LESSON 4-4</w:t>
+            </w:r>
+          </w:p>
+          <w:p>
+            <w:pPr>
+              <w:spacing w:before="0" w:after="10" w:line="240" w:lineRule="auto"/>
+            </w:pPr>
+            <w:r>
+              <w:rPr>
+                <w:rFonts w:ascii="Avenir Next" w:hAnsi="Avenir Next" w:cs="Avenir Next" w:eastAsia="Avenir Next"/>
+                <w:b/>
+                <w:color w:val="003A70"/>
+                <w:sz w:val="28"/>
+                <w:szCs w:val="28"/>
+              </w:rPr>
+              <w:t xml:space="preserve">base</w:t>
+            </w:r>
+          </w:p>
+          <w:p>
+            <w:pPr>
+              <w:spacing w:before="0" w:after="40" w:line="240" w:lineRule="auto"/>
+            </w:pPr>
+            <w:r>
+              <w:rPr>
+                <w:rFonts w:ascii="Avenir Next" w:hAnsi="Avenir Next" w:cs="Avenir Next" w:eastAsia="Avenir Next"/>
+                <w:i/>
+                <w:color w:val="5A5F66"/>
+                <w:sz w:val="18"/>
+                <w:szCs w:val="18"/>
+              </w:rPr>
+              <w:t xml:space="preserve">base</w:t>
+            </w:r>
+          </w:p>
+          <w:p>
+            <w:pPr>
+              <w:spacing w:before="0" w:after="40" w:line="264" w:lineRule="auto"/>
+            </w:pPr>
+            <w:r>
+              <w:rPr>
+                <w:rFonts w:ascii="Avenir Next" w:hAnsi="Avenir Next" w:cs="Avenir Next" w:eastAsia="Avenir Next"/>
+                <w:color w:val="1A1A1A"/>
+                <w:sz w:val="19"/>
+                <w:szCs w:val="19"/>
+              </w:rPr>
+              <w:t xml:space="preserve">The whole you find the percent of. It is 100%.</w:t>
+            </w:r>
+          </w:p>
+          <w:p>
+            <w:pPr>
+              <w:spacing w:before="0" w:after="40" w:line="264" w:lineRule="auto"/>
+            </w:pPr>
+            <w:r>
+              <w:rPr>
+                <w:rFonts w:ascii="Avenir Next" w:hAnsi="Avenir Next" w:cs="Avenir Next" w:eastAsia="Avenir Next"/>
+                <w:b/>
+                <w:color w:val="003A70"/>
+                <w:sz w:val="16"/>
+                <w:szCs w:val="16"/>
+              </w:rPr>
+              <w:t xml:space="preserve">Example  </w:t>
+            </w:r>
+            <w:r>
+              <w:rPr>
+                <w:rFonts w:ascii="Avenir Next" w:hAnsi="Avenir Next" w:cs="Avenir Next" w:eastAsia="Avenir Next"/>
+                <w:color w:val="1A1A1A"/>
+                <w:sz w:val="18"/>
+                <w:szCs w:val="18"/>
+              </w:rPr>
+              <w:t xml:space="preserve">In 20% of 50, the base is 50</w:t>
+            </w:r>
+          </w:p>
+          <w:p>
+            <w:pPr>
+              <w:spacing w:before="20" w:after="0" w:line="264" w:lineRule="auto"/>
+              <w:jc w:val="center"/>
+            </w:pPr>
+            <w:r>
+              <w:drawing>
+                <wp:inline distT="0" distB="0" distL="0" distR="0">
+                  <wp:extent cx="2560320" cy="868680"/>
+                  <wp:docPr id="27" name="Figure 27"/>
+                  <a:graphic xmlns:a="http://schemas.openxmlformats.org/drawingml/2006/main">
+                    <a:graphicData uri="http://schemas.openxmlformats.org/drawingml/2006/picture">
+                      <pic:pic xmlns:pic="http://schemas.openxmlformats.org/drawingml/2006/picture">
+                        <pic:nvPicPr>
+                          <pic:cNvPr id="27" name="image27.png"/>
+                          <pic:cNvPicPr/>
+                        </pic:nvPicPr>
+                        <pic:blipFill>
+                          <a:blip r:embed="rIdImg27"/>
+                          <a:stretch>
+                            <a:fillRect/>
+                          </a:stretch>
+                        </pic:blipFill>
+                        <pic:spPr>
+                          <a:xfrm>
+                            <a:off x="0" y="0"/>
+                            <a:ext cx="2560320" cy="868680"/>
+                          </a:xfrm>
+                          <a:prstGeom prst="rect">
+                            <a:avLst/>
+                          </a:prstGeom>
+                        </pic:spPr>
+                      </pic:pic>
+                    </a:graphicData>
+                  </a:graphic>
+                </wp:inline>
+              </w:drawing>
+            </w:r>
+          </w:p>
+          <w:p>
+            <w:pPr>
+              <w:spacing w:before="30" w:after="0" w:line="240" w:lineRule="auto"/>
+            </w:pPr>
+            <w:r>
+              <w:rPr>
+                <w:rFonts w:ascii="Avenir Next" w:hAnsi="Avenir Next" w:cs="Avenir Next" w:eastAsia="Avenir Next"/>
+                <w:b/>
+                <w:color w:val="003A70"/>
+                <w:sz w:val="15"/>
+                <w:szCs w:val="15"/>
+              </w:rPr>
+              <w:t xml:space="preserve">Say it: </w:t>
+            </w:r>
+            <w:r>
+              <w:rPr>
+                <w:rFonts w:ascii="Avenir Next" w:hAnsi="Avenir Next" w:cs="Avenir Next" w:eastAsia="Avenir Next"/>
+                <w:i/>
+                <w:color w:val="5A5F66"/>
+                <w:sz w:val="15"/>
+                <w:szCs w:val="15"/>
+              </w:rPr>
+              <w:t xml:space="preserve">Explain the picture to a partner.</w:t>
+            </w:r>
+          </w:p>
+        </w:tc>
+        <w:tc>
+          <w:tcPr>
+            <w:tcW w:w="4752" w:type="dxa"/>
+            <w:vAlign w:val="top"/>
+          </w:tcPr>
+          <w:p>
+            <w:pPr>
+              <w:spacing w:before="0" w:after="0" w:line="264" w:lineRule="auto"/>
+            </w:pPr>
           </w:p>
         </w:tc>
       </w:tr>
